--- a/mode_docx_nc/pmi_tokzdzt/template.docx
+++ b/mode_docx_nc/pmi_tokzdzt/template.docx
@@ -150,27 +150,7 @@
               <w:rPr>
                 <w:sz w:val="22"/>
               </w:rPr>
-              <w:t xml:space="preserve">Микропроцессорное устройство </w:t>
-            </w:r>
-            <w:r>
-              <w:rPr>
-                <w:color w:val="FF0000"/>
-                <w:sz w:val="22"/>
-              </w:rPr>
-              <w:t>защиты и автоматики отходя</w:t>
-            </w:r>
-            <w:r>
-              <w:rPr>
-                <w:color w:val="FF0000"/>
-                <w:sz w:val="22"/>
-              </w:rPr>
-              <w:t>щего присоединения «ЮНИТ-М300-Т</w:t>
-            </w:r>
-            <w:r>
-              <w:rPr>
-                <w:sz w:val="22"/>
-              </w:rPr>
-              <w:t>»</w:t>
+              <w:t>Микропроцессорное устройство защиты и автоматики трансформатора «ЮНИТ-М300-ДЗТ2»</w:t>
             </w:r>
           </w:p>
         </w:tc>
@@ -225,23 +205,20 @@
             <w:r>
               <w:rPr>
                 <w:sz w:val="22"/>
-                <w:highlight w:val="yellow"/>
-              </w:rPr>
-              <w:t>ЮНИТ-М319-</w:t>
+              </w:rPr>
+              <w:t>ЮНИТ-М319-ДЗТ2</w:t>
             </w:r>
             <w:r>
               <w:rPr>
                 <w:sz w:val="22"/>
-                <w:highlight w:val="red"/>
-              </w:rPr>
-              <w:t>ДЗТ2</w:t>
+              </w:rPr>
+              <w:t>-Р02с</w:t>
             </w:r>
             <w:r>
               <w:rPr>
                 <w:sz w:val="22"/>
-                <w:highlight w:val="yellow"/>
-              </w:rPr>
-              <w:t>-Р02с-B021-В021-В001-К001-К003-M046-5400-x-C02.00</w:t>
+              </w:rPr>
+              <w:t>___________________________________________</w:t>
             </w:r>
           </w:p>
         </w:tc>
@@ -471,7 +448,7 @@
       <w:r>
         <w:fldChar w:fldCharType="separate"/>
       </w:r>
-      <w:hyperlink w:anchor="_Toc204153304" w:history="1">
+      <w:hyperlink w:anchor="_Toc204174169" w:history="1">
         <w:r>
           <w:rPr>
             <w:rStyle w:val="af4"/>
@@ -515,7 +492,7 @@
             <w:noProof/>
             <w:webHidden/>
           </w:rPr>
-          <w:instrText xml:space="preserve"> PAGEREF _Toc204153304 \h </w:instrText>
+          <w:instrText xml:space="preserve"> PAGEREF _Toc204174169 \h </w:instrText>
         </w:r>
         <w:r>
           <w:rPr>
@@ -557,7 +534,7 @@
           <w:lang w:val="en-US"/>
         </w:rPr>
       </w:pPr>
-      <w:hyperlink w:anchor="_Toc204153305" w:history="1">
+      <w:hyperlink w:anchor="_Toc204174170" w:history="1">
         <w:r>
           <w:rPr>
             <w:rStyle w:val="af4"/>
@@ -584,7 +561,7 @@
             <w:noProof/>
             <w:webHidden/>
           </w:rPr>
-          <w:instrText xml:space="preserve"> PAGEREF _Toc204153305 \h </w:instrText>
+          <w:instrText xml:space="preserve"> PAGEREF _Toc204174170 \h </w:instrText>
         </w:r>
         <w:r>
           <w:rPr>
@@ -626,7 +603,7 @@
           <w:lang w:val="en-US"/>
         </w:rPr>
       </w:pPr>
-      <w:hyperlink w:anchor="_Toc204153306" w:history="1">
+      <w:hyperlink w:anchor="_Toc204174171" w:history="1">
         <w:r>
           <w:rPr>
             <w:rStyle w:val="af4"/>
@@ -653,7 +630,7 @@
             <w:noProof/>
             <w:webHidden/>
           </w:rPr>
-          <w:instrText xml:space="preserve"> PAGEREF _Toc204153306 \h </w:instrText>
+          <w:instrText xml:space="preserve"> PAGEREF _Toc204174171 \h </w:instrText>
         </w:r>
         <w:r>
           <w:rPr>
@@ -695,7 +672,7 @@
           <w:lang w:val="en-US"/>
         </w:rPr>
       </w:pPr>
-      <w:hyperlink w:anchor="_Toc204153307" w:history="1">
+      <w:hyperlink w:anchor="_Toc204174172" w:history="1">
         <w:r>
           <w:rPr>
             <w:rStyle w:val="af4"/>
@@ -722,7 +699,7 @@
             <w:noProof/>
             <w:webHidden/>
           </w:rPr>
-          <w:instrText xml:space="preserve"> PAGEREF _Toc204153307 \h </w:instrText>
+          <w:instrText xml:space="preserve"> PAGEREF _Toc204174172 \h </w:instrText>
         </w:r>
         <w:r>
           <w:rPr>
@@ -764,7 +741,7 @@
           <w:lang w:val="en-US"/>
         </w:rPr>
       </w:pPr>
-      <w:hyperlink w:anchor="_Toc204153308" w:history="1">
+      <w:hyperlink w:anchor="_Toc204174173" w:history="1">
         <w:r>
           <w:rPr>
             <w:rStyle w:val="af4"/>
@@ -791,7 +768,7 @@
             <w:noProof/>
             <w:webHidden/>
           </w:rPr>
-          <w:instrText xml:space="preserve"> PAGEREF _Toc204153308 \h </w:instrText>
+          <w:instrText xml:space="preserve"> PAGEREF _Toc204174173 \h </w:instrText>
         </w:r>
         <w:r>
           <w:rPr>
@@ -833,7 +810,7 @@
           <w:lang w:val="en-US"/>
         </w:rPr>
       </w:pPr>
-      <w:hyperlink w:anchor="_Toc204153309" w:history="1">
+      <w:hyperlink w:anchor="_Toc204174174" w:history="1">
         <w:r>
           <w:rPr>
             <w:rStyle w:val="af4"/>
@@ -860,7 +837,7 @@
             <w:noProof/>
             <w:webHidden/>
           </w:rPr>
-          <w:instrText xml:space="preserve"> PAGEREF _Toc204153309 \h </w:instrText>
+          <w:instrText xml:space="preserve"> PAGEREF _Toc204174174 \h </w:instrText>
         </w:r>
         <w:r>
           <w:rPr>
@@ -902,7 +879,7 @@
           <w:lang w:val="en-US"/>
         </w:rPr>
       </w:pPr>
-      <w:hyperlink w:anchor="_Toc204153310" w:history="1">
+      <w:hyperlink w:anchor="_Toc204174175" w:history="1">
         <w:r>
           <w:rPr>
             <w:rStyle w:val="af4"/>
@@ -929,7 +906,7 @@
             <w:noProof/>
             <w:webHidden/>
           </w:rPr>
-          <w:instrText xml:space="preserve"> PAGEREF _Toc204153310 \h </w:instrText>
+          <w:instrText xml:space="preserve"> PAGEREF _Toc204174175 \h </w:instrText>
         </w:r>
         <w:r>
           <w:rPr>
@@ -971,7 +948,7 @@
           <w:lang w:val="en-US"/>
         </w:rPr>
       </w:pPr>
-      <w:hyperlink w:anchor="_Toc204153311" w:history="1">
+      <w:hyperlink w:anchor="_Toc204174176" w:history="1">
         <w:r>
           <w:rPr>
             <w:rStyle w:val="af4"/>
@@ -998,7 +975,7 @@
             <w:noProof/>
             <w:webHidden/>
           </w:rPr>
-          <w:instrText xml:space="preserve"> PAGEREF _Toc204153311 \h </w:instrText>
+          <w:instrText xml:space="preserve"> PAGEREF _Toc204174176 \h </w:instrText>
         </w:r>
         <w:r>
           <w:rPr>
@@ -1044,7 +1021,7 @@
           <w:lang w:val="en-US"/>
         </w:rPr>
       </w:pPr>
-      <w:hyperlink w:anchor="_Toc204153312" w:history="1">
+      <w:hyperlink w:anchor="_Toc204174177" w:history="1">
         <w:r>
           <w:rPr>
             <w:rStyle w:val="af4"/>
@@ -1088,7 +1065,7 @@
             <w:noProof/>
             <w:webHidden/>
           </w:rPr>
-          <w:instrText xml:space="preserve"> PAGEREF _Toc204153312 \h </w:instrText>
+          <w:instrText xml:space="preserve"> PAGEREF _Toc204174177 \h </w:instrText>
         </w:r>
         <w:r>
           <w:rPr>
@@ -1130,7 +1107,7 @@
           <w:lang w:val="en-US"/>
         </w:rPr>
       </w:pPr>
-      <w:hyperlink w:anchor="_Toc204153313" w:history="1">
+      <w:hyperlink w:anchor="_Toc204174178" w:history="1">
         <w:r>
           <w:rPr>
             <w:rStyle w:val="af4"/>
@@ -1157,7 +1134,7 @@
             <w:noProof/>
             <w:webHidden/>
           </w:rPr>
-          <w:instrText xml:space="preserve"> PAGEREF _Toc204153313 \h </w:instrText>
+          <w:instrText xml:space="preserve"> PAGEREF _Toc204174178 \h </w:instrText>
         </w:r>
         <w:r>
           <w:rPr>
@@ -1199,14 +1176,13 @@
           <w:lang w:val="en-US"/>
         </w:rPr>
       </w:pPr>
-      <w:hyperlink w:anchor="_Toc204153314" w:history="1">
+      <w:hyperlink w:anchor="_Toc204174179" w:history="1">
         <w:r>
           <w:rPr>
             <w:rStyle w:val="af4"/>
             <w:noProof/>
-            <w:highlight w:val="red"/>
           </w:rPr>
-          <w:t>2.2 Подключение аналоговых цепей к устройству</w:t>
+          <w:t>2.2 Подключение испытательной установки к устройству</w:t>
         </w:r>
         <w:r>
           <w:rPr>
@@ -1227,7 +1203,7 @@
             <w:noProof/>
             <w:webHidden/>
           </w:rPr>
-          <w:instrText xml:space="preserve"> PAGEREF _Toc204153314 \h </w:instrText>
+          <w:instrText xml:space="preserve"> PAGEREF _Toc204174179 \h </w:instrText>
         </w:r>
         <w:r>
           <w:rPr>
@@ -1269,13 +1245,13 @@
           <w:lang w:val="en-US"/>
         </w:rPr>
       </w:pPr>
-      <w:hyperlink w:anchor="_Toc204153315" w:history="1">
+      <w:hyperlink w:anchor="_Toc204174180" w:history="1">
         <w:r>
           <w:rPr>
             <w:rStyle w:val="af4"/>
             <w:noProof/>
           </w:rPr>
-          <w:t>2.3 Подключение дискретных входных и выходных цепей устройства</w:t>
+          <w:t>2.3 Назначение дискретных входов устройства ЮНИТ-М-300</w:t>
         </w:r>
         <w:r>
           <w:rPr>
@@ -1296,7 +1272,7 @@
             <w:noProof/>
             <w:webHidden/>
           </w:rPr>
-          <w:instrText xml:space="preserve"> PAGEREF _Toc204153315 \h </w:instrText>
+          <w:instrText xml:space="preserve"> PAGEREF _Toc204174180 \h </w:instrText>
         </w:r>
         <w:r>
           <w:rPr>
@@ -1316,7 +1292,7 @@
             <w:noProof/>
             <w:webHidden/>
           </w:rPr>
-          <w:t>5</w:t>
+          <w:t>7</w:t>
         </w:r>
         <w:r>
           <w:rPr>
@@ -1338,13 +1314,13 @@
           <w:lang w:val="en-US"/>
         </w:rPr>
       </w:pPr>
-      <w:hyperlink w:anchor="_Toc204153316" w:history="1">
+      <w:hyperlink w:anchor="_Toc204174181" w:history="1">
         <w:r>
           <w:rPr>
             <w:rStyle w:val="af4"/>
             <w:noProof/>
           </w:rPr>
-          <w:t>2.4 Назначение дискретных входов устройства ЮНИТ-М-300</w:t>
+          <w:t>2.4 Назначение выходных реле устройства ЮНИТ-М-300</w:t>
         </w:r>
         <w:r>
           <w:rPr>
@@ -1365,7 +1341,7 @@
             <w:noProof/>
             <w:webHidden/>
           </w:rPr>
-          <w:instrText xml:space="preserve"> PAGEREF _Toc204153316 \h </w:instrText>
+          <w:instrText xml:space="preserve"> PAGEREF _Toc204174181 \h </w:instrText>
         </w:r>
         <w:r>
           <w:rPr>
@@ -1385,76 +1361,7 @@
             <w:noProof/>
             <w:webHidden/>
           </w:rPr>
-          <w:t>5</w:t>
-        </w:r>
-        <w:r>
-          <w:rPr>
-            <w:noProof/>
-            <w:webHidden/>
-          </w:rPr>
-          <w:fldChar w:fldCharType="end"/>
-        </w:r>
-      </w:hyperlink>
-    </w:p>
-    <w:p>
-      <w:pPr>
-        <w:pStyle w:val="22"/>
-        <w:rPr>
-          <w:rFonts w:asciiTheme="minorHAnsi" w:eastAsiaTheme="minorEastAsia" w:hAnsiTheme="minorHAnsi"/>
-          <w:noProof/>
-          <w:color w:val="auto"/>
-          <w:sz w:val="22"/>
-          <w:lang w:val="en-US"/>
-        </w:rPr>
-      </w:pPr>
-      <w:hyperlink w:anchor="_Toc204153317" w:history="1">
-        <w:r>
-          <w:rPr>
-            <w:rStyle w:val="af4"/>
-            <w:noProof/>
-          </w:rPr>
-          <w:t>2.5 Назначение выходных реле устройства ЮНИТ-М-300</w:t>
-        </w:r>
-        <w:r>
-          <w:rPr>
-            <w:noProof/>
-            <w:webHidden/>
-          </w:rPr>
-          <w:tab/>
-        </w:r>
-        <w:r>
-          <w:rPr>
-            <w:noProof/>
-            <w:webHidden/>
-          </w:rPr>
-          <w:fldChar w:fldCharType="begin"/>
-        </w:r>
-        <w:r>
-          <w:rPr>
-            <w:noProof/>
-            <w:webHidden/>
-          </w:rPr>
-          <w:instrText xml:space="preserve"> PAGEREF _Toc204153317 \h </w:instrText>
-        </w:r>
-        <w:r>
-          <w:rPr>
-            <w:noProof/>
-            <w:webHidden/>
-          </w:rPr>
-        </w:r>
-        <w:r>
-          <w:rPr>
-            <w:noProof/>
-            <w:webHidden/>
-          </w:rPr>
-          <w:fldChar w:fldCharType="separate"/>
-        </w:r>
-        <w:r>
-          <w:rPr>
-            <w:noProof/>
-            <w:webHidden/>
-          </w:rPr>
-          <w:t>9</w:t>
+          <w:t>10</w:t>
         </w:r>
         <w:r>
           <w:rPr>
@@ -1496,8 +1403,6 @@
           <w:lang w:val="en-US"/>
         </w:rPr>
       </w:pPr>
-      <w:bookmarkStart w:id="0" w:name="_GoBack"/>
-      <w:bookmarkEnd w:id="0"/>
     </w:p>
     <w:p>
       <w:pPr>
@@ -1517,42 +1422,54 @@
         <w:lastRenderedPageBreak/>
         <w:tab/>
       </w:r>
-      <w:bookmarkStart w:id="1" w:name="_Toc204153304"/>
+      <w:bookmarkStart w:id="0" w:name="_Toc204174169"/>
       <w:r>
         <w:t>ОБЩИЕ СВЕДЕНИЯ</w:t>
       </w:r>
-      <w:bookmarkEnd w:id="1"/>
+      <w:bookmarkEnd w:id="0"/>
     </w:p>
     <w:p>
       <w:pPr>
         <w:pStyle w:val="2"/>
       </w:pPr>
-      <w:bookmarkStart w:id="2" w:name="_Toc204153305"/>
+      <w:bookmarkStart w:id="1" w:name="_Toc204174170"/>
       <w:r>
         <w:t>Цель проведения испытаний</w:t>
       </w:r>
-      <w:bookmarkEnd w:id="2"/>
+      <w:bookmarkEnd w:id="1"/>
     </w:p>
     <w:p>
       <w:pPr>
         <w:pStyle w:val="a5"/>
       </w:pPr>
       <w:r>
-        <w:t>Проверка функциональной схемы устройства ЮНИТ-М300-Т2 в части функции МТЗ.</w:t>
+        <w:t xml:space="preserve">Проверка и подтверждение соответствия взаимосвязей функциональных блоков устройства ЮНИТ-М300-ДЗТ2 согласованной функциональной схеме устройства (далее ФСУ) версии </w:t>
+      </w:r>
+      <w:r>
+        <w:t>___</w:t>
+      </w:r>
+      <w:r>
+        <w:t xml:space="preserve"> в части </w:t>
+      </w:r>
+      <w:r>
+        <w:t>токовых функций</w:t>
+      </w:r>
+      <w:r>
+        <w:t>.</w:t>
       </w:r>
     </w:p>
     <w:p>
       <w:pPr>
         <w:pStyle w:val="2"/>
       </w:pPr>
-      <w:bookmarkStart w:id="3" w:name="_Toc204153306"/>
+      <w:bookmarkStart w:id="2" w:name="_Toc204174171"/>
       <w:r>
         <w:t>Место</w:t>
       </w:r>
       <w:r>
         <w:t xml:space="preserve"> проведения испытаний</w:t>
       </w:r>
-      <w:bookmarkEnd w:id="3"/>
+      <w:bookmarkEnd w:id="2"/>
     </w:p>
     <w:tbl>
       <w:tblPr>
@@ -1674,9 +1591,8 @@
             <w:r>
               <w:rPr>
                 <w:szCs w:val="24"/>
-                <w:highlight w:val="yellow"/>
-              </w:rPr>
-              <w:t>111024</w:t>
+              </w:rPr>
+              <w:t>153040</w:t>
             </w:r>
             <w:r>
               <w:rPr>
@@ -1692,11 +1608,11 @@
       <w:pPr>
         <w:pStyle w:val="2"/>
       </w:pPr>
-      <w:bookmarkStart w:id="4" w:name="_Toc204153307"/>
+      <w:bookmarkStart w:id="3" w:name="_Toc204174172"/>
       <w:r>
         <w:t>Информация об объекте испытаний</w:t>
       </w:r>
-      <w:bookmarkEnd w:id="4"/>
+      <w:bookmarkEnd w:id="3"/>
     </w:p>
     <w:p>
       <w:pPr>
@@ -1726,7 +1642,7 @@
         </w:trPr>
         <w:tc>
           <w:tcPr>
-            <w:tcW w:w="9911" w:type="dxa"/>
+            <w:tcW w:w="9605" w:type="dxa"/>
             <w:gridSpan w:val="3"/>
           </w:tcPr>
           <w:p>
@@ -1748,11 +1664,10 @@
         </w:trPr>
         <w:tc>
           <w:tcPr>
-            <w:tcW w:w="4815" w:type="dxa"/>
-          </w:tcPr>
-          <w:p>
-            <w:pPr>
-              <w:jc w:val="left"/>
+            <w:tcW w:w="4644" w:type="dxa"/>
+          </w:tcPr>
+          <w:p>
+            <w:pPr>
               <w:rPr>
                 <w:b/>
               </w:rPr>
@@ -1767,11 +1682,10 @@
         </w:tc>
         <w:tc>
           <w:tcPr>
-            <w:tcW w:w="2551" w:type="dxa"/>
-          </w:tcPr>
-          <w:p>
-            <w:pPr>
-              <w:jc w:val="left"/>
+            <w:tcW w:w="2477" w:type="dxa"/>
+          </w:tcPr>
+          <w:p>
+            <w:pPr>
               <w:rPr>
                 <w:b/>
               </w:rPr>
@@ -1786,11 +1700,10 @@
         </w:tc>
         <w:tc>
           <w:tcPr>
-            <w:tcW w:w="2545" w:type="dxa"/>
-          </w:tcPr>
-          <w:p>
-            <w:pPr>
-              <w:jc w:val="left"/>
+            <w:tcW w:w="2484" w:type="dxa"/>
+          </w:tcPr>
+          <w:p>
+            <w:pPr>
               <w:rPr>
                 <w:b/>
               </w:rPr>
@@ -1810,57 +1723,97 @@
         </w:trPr>
         <w:tc>
           <w:tcPr>
-            <w:tcW w:w="4815" w:type="dxa"/>
-          </w:tcPr>
-          <w:p>
-            <w:pPr>
-              <w:jc w:val="left"/>
-            </w:pPr>
-            <w:r>
-              <w:t>Микропроцессорное устройство защи</w:t>
-            </w:r>
-            <w:r>
-              <w:t>ты отходящей линии «ЮНИТ-М300-Т</w:t>
-            </w:r>
-            <w:r>
-              <w:t>»,</w:t>
-            </w:r>
-          </w:p>
-          <w:p>
-            <w:pPr>
-              <w:jc w:val="left"/>
-            </w:pPr>
-            <w:r>
-              <w:rPr>
-                <w:highlight w:val="yellow"/>
-              </w:rPr>
-              <w:t>Модель ЮНИТ-М314-Т2-Р02с-B021-В021-В001-К001-К003-M046-5400-x-C02.00,</w:t>
-            </w:r>
-          </w:p>
-          <w:p>
-            <w:pPr>
-              <w:jc w:val="left"/>
-            </w:pPr>
-            <w:r>
-              <w:t xml:space="preserve">ПО версия </w:t>
-            </w:r>
-            <w:r>
-              <w:rPr>
-                <w:highlight w:val="yellow"/>
-              </w:rPr>
-              <w:t>ХХ</w:t>
-            </w:r>
-          </w:p>
-        </w:tc>
-        <w:tc>
-          <w:tcPr>
-            <w:tcW w:w="2551" w:type="dxa"/>
+            <w:tcW w:w="4644" w:type="dxa"/>
+          </w:tcPr>
+          <w:p>
+            <w:pPr>
+              <w:jc w:val="left"/>
+            </w:pPr>
+            <w:r>
+              <w:t xml:space="preserve">Наименование: </w:t>
+            </w:r>
+            <w:r>
+              <w:rPr>
+                <w:i/>
+              </w:rPr>
+              <w:t xml:space="preserve">Микропроцессорное устройство защиты </w:t>
+            </w:r>
+            <w:r>
+              <w:rPr>
+                <w:i/>
+              </w:rPr>
+              <w:t>защиты и автоматики трансформатора</w:t>
+            </w:r>
+            <w:r>
+              <w:rPr>
+                <w:i/>
+              </w:rPr>
+              <w:t xml:space="preserve"> «ЮНИТ-М300-</w:t>
+            </w:r>
+            <w:r>
+              <w:rPr>
+                <w:i/>
+              </w:rPr>
+              <w:t>ДЗ</w:t>
+            </w:r>
+            <w:r>
+              <w:rPr>
+                <w:i/>
+              </w:rPr>
+              <w:t>Т</w:t>
+            </w:r>
+            <w:r>
+              <w:rPr>
+                <w:i/>
+              </w:rPr>
+              <w:t>2</w:t>
+            </w:r>
+            <w:r>
+              <w:rPr>
+                <w:i/>
+              </w:rPr>
+              <w:t>»</w:t>
+            </w:r>
+          </w:p>
+          <w:p>
+            <w:pPr>
+              <w:jc w:val="left"/>
+            </w:pPr>
+            <w:proofErr w:type="gramStart"/>
+            <w:r>
+              <w:t>Модель:_</w:t>
+            </w:r>
+            <w:proofErr w:type="gramEnd"/>
+            <w:r>
+              <w:t>_______________________________</w:t>
+            </w:r>
+          </w:p>
+          <w:p>
+            <w:pPr>
+              <w:jc w:val="left"/>
+            </w:pPr>
+            <w:r>
+              <w:t>_______________________________________</w:t>
+            </w:r>
+          </w:p>
+          <w:p>
+            <w:pPr>
+              <w:jc w:val="left"/>
+            </w:pPr>
+            <w:r>
+              <w:t>Версия ПО: _________</w:t>
+            </w:r>
+          </w:p>
+        </w:tc>
+        <w:tc>
+          <w:tcPr>
+            <w:tcW w:w="2477" w:type="dxa"/>
           </w:tcPr>
           <w:p/>
         </w:tc>
         <w:tc>
           <w:tcPr>
-            <w:tcW w:w="2545" w:type="dxa"/>
+            <w:tcW w:w="2484" w:type="dxa"/>
           </w:tcPr>
           <w:p>
             <w:r>
@@ -1927,7 +1880,6 @@
           </w:tcPr>
           <w:p>
             <w:pPr>
-              <w:jc w:val="left"/>
               <w:rPr>
                 <w:b/>
               </w:rPr>
@@ -1946,7 +1898,6 @@
           </w:tcPr>
           <w:p>
             <w:pPr>
-              <w:jc w:val="left"/>
               <w:rPr>
                 <w:b/>
               </w:rPr>
@@ -1965,7 +1916,6 @@
           </w:tcPr>
           <w:p>
             <w:pPr>
-              <w:jc w:val="left"/>
               <w:rPr>
                 <w:b/>
               </w:rPr>
@@ -1987,11 +1937,6 @@
           <w:tcPr>
             <w:tcW w:w="4815" w:type="dxa"/>
           </w:tcPr>
-          <w:p>
-            <w:pPr>
-              <w:jc w:val="left"/>
-            </w:pPr>
-          </w:p>
           <w:p>
             <w:pPr>
               <w:jc w:val="left"/>
@@ -2036,11 +1981,11 @@
       <w:pPr>
         <w:pStyle w:val="2"/>
       </w:pPr>
-      <w:bookmarkStart w:id="5" w:name="_Toc204153308"/>
+      <w:bookmarkStart w:id="4" w:name="_Toc204174173"/>
       <w:r>
         <w:t>Период проведения испытаний</w:t>
       </w:r>
-      <w:bookmarkEnd w:id="5"/>
+      <w:bookmarkEnd w:id="4"/>
     </w:p>
     <w:p>
       <w:pPr>
@@ -2053,21 +1998,18 @@
         <w:tab/>
       </w:r>
       <w:r>
-        <w:rPr>
-          <w:highlight w:val="yellow"/>
-        </w:rPr>
-        <w:t>15.09.2025 - 17.10.2025</w:t>
+        <w:t>_________________________</w:t>
       </w:r>
     </w:p>
     <w:p>
       <w:pPr>
         <w:pStyle w:val="2"/>
       </w:pPr>
-      <w:bookmarkStart w:id="6" w:name="_Toc204153309"/>
+      <w:bookmarkStart w:id="5" w:name="_Toc204174174"/>
       <w:r>
         <w:t>Условия проведения испытаний и измерений</w:t>
       </w:r>
-      <w:bookmarkEnd w:id="6"/>
+      <w:bookmarkEnd w:id="5"/>
     </w:p>
     <w:p>
       <w:pPr>
@@ -2081,33 +2023,59 @@
       <w:pPr>
         <w:pStyle w:val="2"/>
       </w:pPr>
-      <w:bookmarkStart w:id="7" w:name="_Toc204153310"/>
+      <w:bookmarkStart w:id="6" w:name="_Toc204174175"/>
       <w:r>
         <w:t>Нормативная документация</w:t>
       </w:r>
-      <w:bookmarkEnd w:id="7"/>
+      <w:bookmarkEnd w:id="6"/>
     </w:p>
     <w:p>
       <w:pPr>
         <w:pStyle w:val="a5"/>
       </w:pPr>
       <w:r>
+        <w:t xml:space="preserve">1. СТО 56947007-33.040.20.296-2019 </w:t>
+      </w:r>
+      <w:r>
+        <w:t>Типовые шкафы ШЭТ и ОЭТ 6-35 кВ. Архитектура I типа</w:t>
+      </w:r>
+      <w:r>
+        <w:t>, ПАО «ФСК ЕЭС».</w:t>
+      </w:r>
+    </w:p>
+    <w:p>
+      <w:pPr>
+        <w:pStyle w:val="a5"/>
+      </w:pPr>
+      <w:r>
+        <w:lastRenderedPageBreak/>
+        <w:t xml:space="preserve">2. СТО 56947007-33.040.20.297-2019 </w:t>
+      </w:r>
+      <w:r>
+        <w:t>Типовые шкафы ШЭТ и ОЭТ 6-35 кВ. Архитектура I</w:t>
+      </w:r>
+      <w:r>
         <w:rPr>
-          <w:highlight w:val="yellow"/>
+          <w:lang w:val="en-US"/>
         </w:rPr>
-        <w:t>(указать НТД и др. документы, на соответствие требованиям которых проводились испытания)</w:t>
+        <w:t>I</w:t>
+      </w:r>
+      <w:r>
+        <w:t xml:space="preserve"> типа</w:t>
+      </w:r>
+      <w:r>
+        <w:t>, ПАО «ФСК ЕЭС».</w:t>
       </w:r>
     </w:p>
     <w:p>
       <w:pPr>
         <w:pStyle w:val="2"/>
       </w:pPr>
-      <w:bookmarkStart w:id="8" w:name="_Toc204153311"/>
+      <w:bookmarkStart w:id="7" w:name="_Toc204174176"/>
       <w:r>
-        <w:lastRenderedPageBreak/>
         <w:t>Перечень используемых средств измерений (СИ), испытательного оборудования (ИО) и вспомогательного оборудования (ВО)</w:t>
       </w:r>
-      <w:bookmarkEnd w:id="8"/>
+      <w:bookmarkEnd w:id="7"/>
     </w:p>
     <w:p>
       <w:pPr>
@@ -2471,58 +2439,6 @@
           <w:p/>
         </w:tc>
       </w:tr>
-      <w:tr>
-        <w:tc>
-          <w:tcPr>
-            <w:tcW w:w="3681" w:type="dxa"/>
-          </w:tcPr>
-          <w:p/>
-        </w:tc>
-        <w:tc>
-          <w:tcPr>
-            <w:tcW w:w="2835" w:type="dxa"/>
-          </w:tcPr>
-          <w:p/>
-        </w:tc>
-        <w:tc>
-          <w:tcPr>
-            <w:tcW w:w="1559" w:type="dxa"/>
-          </w:tcPr>
-          <w:p/>
-        </w:tc>
-        <w:tc>
-          <w:tcPr>
-            <w:tcW w:w="1559" w:type="dxa"/>
-          </w:tcPr>
-          <w:p/>
-        </w:tc>
-      </w:tr>
-      <w:tr>
-        <w:tc>
-          <w:tcPr>
-            <w:tcW w:w="3681" w:type="dxa"/>
-          </w:tcPr>
-          <w:p/>
-        </w:tc>
-        <w:tc>
-          <w:tcPr>
-            <w:tcW w:w="2835" w:type="dxa"/>
-          </w:tcPr>
-          <w:p/>
-        </w:tc>
-        <w:tc>
-          <w:tcPr>
-            <w:tcW w:w="1559" w:type="dxa"/>
-          </w:tcPr>
-          <w:p/>
-        </w:tc>
-        <w:tc>
-          <w:tcPr>
-            <w:tcW w:w="1559" w:type="dxa"/>
-          </w:tcPr>
-          <w:p/>
-        </w:tc>
-      </w:tr>
     </w:tbl>
     <w:p>
       <w:pPr>
@@ -2624,58 +2540,6 @@
               <w:t>Дата очередной поверки</w:t>
             </w:r>
           </w:p>
-        </w:tc>
-      </w:tr>
-      <w:tr>
-        <w:tc>
-          <w:tcPr>
-            <w:tcW w:w="3681" w:type="dxa"/>
-          </w:tcPr>
-          <w:p/>
-        </w:tc>
-        <w:tc>
-          <w:tcPr>
-            <w:tcW w:w="2835" w:type="dxa"/>
-          </w:tcPr>
-          <w:p/>
-        </w:tc>
-        <w:tc>
-          <w:tcPr>
-            <w:tcW w:w="1559" w:type="dxa"/>
-          </w:tcPr>
-          <w:p/>
-        </w:tc>
-        <w:tc>
-          <w:tcPr>
-            <w:tcW w:w="1559" w:type="dxa"/>
-          </w:tcPr>
-          <w:p/>
-        </w:tc>
-      </w:tr>
-      <w:tr>
-        <w:tc>
-          <w:tcPr>
-            <w:tcW w:w="3681" w:type="dxa"/>
-          </w:tcPr>
-          <w:p/>
-        </w:tc>
-        <w:tc>
-          <w:tcPr>
-            <w:tcW w:w="2835" w:type="dxa"/>
-          </w:tcPr>
-          <w:p/>
-        </w:tc>
-        <w:tc>
-          <w:tcPr>
-            <w:tcW w:w="1559" w:type="dxa"/>
-          </w:tcPr>
-          <w:p/>
-        </w:tc>
-        <w:tc>
-          <w:tcPr>
-            <w:tcW w:w="1559" w:type="dxa"/>
-          </w:tcPr>
-          <w:p/>
         </w:tc>
       </w:tr>
       <w:tr>
@@ -3613,18 +3477,18 @@
       <w:pPr>
         <w:pStyle w:val="1"/>
       </w:pPr>
-      <w:bookmarkStart w:id="9" w:name="_Toc204153312"/>
+      <w:bookmarkStart w:id="8" w:name="_Toc204174177"/>
       <w:r>
         <w:lastRenderedPageBreak/>
         <w:t>ПРОГРАММА ПРОВЕДЕНИЯ ИСПЫТАНИЙ</w:t>
       </w:r>
-      <w:bookmarkEnd w:id="9"/>
+      <w:bookmarkEnd w:id="8"/>
     </w:p>
     <w:p>
       <w:pPr>
         <w:pStyle w:val="2"/>
       </w:pPr>
-      <w:bookmarkStart w:id="10" w:name="_Toc204153313"/>
+      <w:bookmarkStart w:id="9" w:name="_Toc204174178"/>
       <w:r>
         <w:t>Цел</w:t>
       </w:r>
@@ -3634,7 +3498,7 @@
       <w:r>
         <w:t xml:space="preserve"> испытаний</w:t>
       </w:r>
-      <w:bookmarkEnd w:id="10"/>
+      <w:bookmarkEnd w:id="9"/>
     </w:p>
     <w:p>
       <w:pPr>
@@ -3653,7 +3517,12 @@
         <w:t>,</w:t>
       </w:r>
       <w:r>
-        <w:t xml:space="preserve"> ТО РПН, ЗП, ТО ЗПО, ЗПО, РТПО, ЛО Т,</w:t>
+        <w:t xml:space="preserve"> ТО РПН, ЗП, ТО ЗПО,</w:t>
+      </w:r>
+      <w:bookmarkStart w:id="10" w:name="_GoBack"/>
+      <w:bookmarkEnd w:id="10"/>
+      <w:r>
+        <w:t xml:space="preserve"> ЗПО, РТПО, ЛО Т,</w:t>
       </w:r>
       <w:r>
         <w:t xml:space="preserve"> ПС), а также внутри этих блоков, в объеме, достаточном для проверки правильности их взаимодействия</w:t>
@@ -3679,53 +3548,110 @@
     </w:p>
     <w:p>
       <w:pPr>
-        <w:pStyle w:val="2"/>
-        <w:rPr>
-          <w:highlight w:val="red"/>
-        </w:rPr>
-      </w:pPr>
-      <w:bookmarkStart w:id="11" w:name="_Toc204153314"/>
-      <w:r>
-        <w:rPr>
-          <w:highlight w:val="red"/>
-        </w:rPr>
-        <w:t>Подключение аналоговых цепей к устройству</w:t>
-      </w:r>
-      <w:bookmarkEnd w:id="11"/>
-    </w:p>
-    <w:p>
-      <w:pPr>
         <w:pStyle w:val="a5"/>
       </w:pPr>
       <w:r>
-        <w:rPr>
-          <w:highlight w:val="red"/>
-        </w:rPr>
-        <w:t xml:space="preserve">Подключение аналоговых цепей </w:t>
+        <w:t xml:space="preserve">2.1.2 В приложении к данному </w:t>
       </w:r>
       <w:r>
         <w:rPr>
-          <w:highlight w:val="red"/>
+          <w:highlight w:val="yellow"/>
         </w:rPr>
-        <w:t>не требуется.</w:t>
+        <w:t>протоколу (см</w:t>
+      </w:r>
+      <w:r>
+        <w:t xml:space="preserve">. </w:t>
+      </w:r>
+      <w:proofErr w:type="gramStart"/>
+      <w:r>
+        <w:t>файл )</w:t>
+      </w:r>
+      <w:proofErr w:type="gramEnd"/>
+      <w:r>
+        <w:t xml:space="preserve"> приведены выставляемые уставки и параметры для каждого режима.</w:t>
       </w:r>
     </w:p>
     <w:p>
       <w:pPr>
         <w:pStyle w:val="2"/>
       </w:pPr>
-      <w:bookmarkStart w:id="12" w:name="_Toc204153315"/>
+      <w:bookmarkStart w:id="11" w:name="_Toc198633114"/>
+      <w:bookmarkStart w:id="12" w:name="_Toc204174179"/>
       <w:r>
-        <w:t>Подключение дискретных входных и выходных цепей устройства</w:t>
+        <w:t>Подключение испытатель</w:t>
       </w:r>
+      <w:r>
+        <w:t>ной установки к устройству</w:t>
+      </w:r>
+      <w:bookmarkEnd w:id="11"/>
       <w:bookmarkEnd w:id="12"/>
     </w:p>
     <w:p>
       <w:pPr>
-        <w:pStyle w:val="a5"/>
+        <w:pStyle w:val="3"/>
       </w:pPr>
       <w:r>
-        <w:t>Подключение дискретных входных и выходных цепей производится в соответствии с рисунком 2.2.</w:t>
+        <w:t>Перед началом испытаний необходимо подключить аналоговые</w:t>
+      </w:r>
+      <w:r>
+        <w:t>,</w:t>
+      </w:r>
+      <w:r>
+        <w:t xml:space="preserve"> дискретные цепи терминала и испытательной установки в соответствии со </w:t>
+      </w:r>
+      <w:r>
+        <w:t xml:space="preserve">схемами на рисунках </w:t>
+      </w:r>
+      <w:r>
+        <w:fldChar w:fldCharType="begin"/>
+      </w:r>
+      <w:r>
+        <w:instrText xml:space="preserve"> REF _Ref198628607 \r \h  \* MERGEFORMAT </w:instrText>
+      </w:r>
+      <w:r>
+        <w:fldChar w:fldCharType="separate"/>
+      </w:r>
+      <w:r>
+        <w:rPr>
+          <w:vanish/>
+        </w:rPr>
+        <w:t xml:space="preserve">Рисунок </w:t>
+      </w:r>
+      <w:r>
+        <w:t xml:space="preserve">2.1 - </w:t>
+      </w:r>
+      <w:r>
+        <w:fldChar w:fldCharType="end"/>
+      </w:r>
+      <w:r>
+        <w:fldChar w:fldCharType="begin"/>
+      </w:r>
+      <w:r>
+        <w:instrText xml:space="preserve"> REF _Ref198628610 \r \h  \* MERGEFORMAT </w:instrText>
+      </w:r>
+      <w:r>
+        <w:fldChar w:fldCharType="separate"/>
+      </w:r>
+      <w:r>
+        <w:rPr>
+          <w:vanish/>
+        </w:rPr>
+        <w:t xml:space="preserve">Рисунок </w:t>
+      </w:r>
+      <w:r>
+        <w:t>2.3</w:t>
+      </w:r>
+      <w:r>
+        <w:rPr>
+          <w:vanish/>
+        </w:rPr>
+        <w:t xml:space="preserve"> - </w:t>
+      </w:r>
+      <w:r>
+        <w:fldChar w:fldCharType="end"/>
+      </w:r>
+      <w:r>
+        <w:t>.</w:t>
       </w:r>
     </w:p>
     <w:p>
@@ -3736,7 +3662,7 @@
         </w:rPr>
       </w:pPr>
       <w:r>
-        <w:object w:dxaOrig="19650" w:dyaOrig="13425">
+        <w:object w:dxaOrig="8205" w:dyaOrig="6180">
           <v:shapetype id="_x0000_t75" coordsize="21600,21600" o:spt="75" o:preferrelative="t" path="m@4@5l@4@11@9@11@9@5xe" filled="f" stroked="f">
             <v:stroke joinstyle="miter"/>
             <v:formulas>
@@ -3756,10 +3682,57 @@
             <v:path o:extrusionok="f" gradientshapeok="t" o:connecttype="rect"/>
             <o:lock v:ext="edit" aspectratio="t"/>
           </v:shapetype>
-          <v:shape id="_x0000_i1025" type="#_x0000_t75" style="width:411.95pt;height:283pt" o:ole="">
+          <v:shape id="_x0000_i1025" type="#_x0000_t75" style="width:394pt;height:297.5pt" o:ole="">
             <v:imagedata r:id="rId10" o:title=""/>
           </v:shape>
-          <o:OLEObject Type="Embed" ProgID="Acrobat.Document.DC" ShapeID="_x0000_i1025" DrawAspect="Content" ObjectID="_1814766051" r:id="rId11"/>
+          <o:OLEObject Type="Embed" ProgID="Acrobat.Document.DC" ShapeID="_x0000_i1025" DrawAspect="Content" ObjectID="_1814787001" r:id="rId11"/>
+        </w:object>
+      </w:r>
+    </w:p>
+    <w:p>
+      <w:pPr>
+        <w:pStyle w:val="a1"/>
+      </w:pPr>
+      <w:bookmarkStart w:id="13" w:name="_Ref198628607"/>
+      <w:r>
+        <w:t xml:space="preserve">Схема подключения </w:t>
+      </w:r>
+      <w:r>
+        <w:t xml:space="preserve">к </w:t>
+      </w:r>
+      <w:r>
+        <w:t>аналоговы</w:t>
+      </w:r>
+      <w:r>
+        <w:t>м</w:t>
+      </w:r>
+      <w:r>
+        <w:t xml:space="preserve"> цеп</w:t>
+      </w:r>
+      <w:r>
+        <w:t>ям</w:t>
+      </w:r>
+      <w:r>
+        <w:t xml:space="preserve"> </w:t>
+      </w:r>
+      <w:r>
+        <w:t>устройства</w:t>
+      </w:r>
+      <w:bookmarkEnd w:id="13"/>
+    </w:p>
+    <w:p>
+      <w:pPr>
+        <w:pStyle w:val="aa"/>
+        <w:rPr>
+          <w:lang w:val="ru-RU"/>
+        </w:rPr>
+      </w:pPr>
+      <w:r>
+        <w:object w:dxaOrig="14400" w:dyaOrig="18285">
+          <v:shape id="_x0000_i1026" type="#_x0000_t75" style="width:395.5pt;height:502pt" o:ole="">
+            <v:imagedata r:id="rId12" o:title=""/>
+          </v:shape>
+          <o:OLEObject Type="Embed" ProgID="Acrobat.Document.DC" ShapeID="_x0000_i1026" DrawAspect="Content" ObjectID="_1814787002" r:id="rId13"/>
         </w:object>
       </w:r>
     </w:p>
@@ -3768,18 +3741,101 @@
         <w:pStyle w:val="a1"/>
       </w:pPr>
       <w:r>
-        <w:t>Схема подключения дискретных входных и выходных цепей для проверки устройства ЮНИТ-М300</w:t>
+        <w:t xml:space="preserve">Схема подключения </w:t>
       </w:r>
+      <w:r>
+        <w:t xml:space="preserve">к </w:t>
+      </w:r>
+      <w:r>
+        <w:t>дискретны</w:t>
+      </w:r>
+      <w:r>
+        <w:t>м</w:t>
+      </w:r>
+      <w:r>
+        <w:t xml:space="preserve"> входны</w:t>
+      </w:r>
+      <w:r>
+        <w:t xml:space="preserve">м </w:t>
+      </w:r>
+      <w:r>
+        <w:t>цеп</w:t>
+      </w:r>
+      <w:r>
+        <w:t>ям</w:t>
+      </w:r>
+      <w:r>
+        <w:t xml:space="preserve"> </w:t>
+      </w:r>
+      <w:r>
+        <w:t>устройства</w:t>
+      </w:r>
+    </w:p>
+    <w:p>
+      <w:pPr>
+        <w:pStyle w:val="aa"/>
+      </w:pPr>
+      <w:r>
+        <w:object w:dxaOrig="14235" w:dyaOrig="16485">
+          <v:shape id="_x0000_i1027" type="#_x0000_t75" style="width:396.5pt;height:459pt" o:ole="">
+            <v:imagedata r:id="rId14" o:title=""/>
+          </v:shape>
+          <o:OLEObject Type="Embed" ProgID="Acrobat.Document.DC" ShapeID="_x0000_i1027" DrawAspect="Content" ObjectID="_1814787003" r:id="rId15"/>
+        </w:object>
+      </w:r>
+    </w:p>
+    <w:p>
+      <w:pPr>
+        <w:pStyle w:val="a1"/>
+      </w:pPr>
+      <w:bookmarkStart w:id="14" w:name="_Ref198628610"/>
+      <w:r>
+        <w:t xml:space="preserve">Схема подключения </w:t>
+      </w:r>
+      <w:r>
+        <w:t xml:space="preserve">к </w:t>
+      </w:r>
+      <w:r>
+        <w:t>дискретны</w:t>
+      </w:r>
+      <w:r>
+        <w:t>м</w:t>
+      </w:r>
+      <w:r>
+        <w:t xml:space="preserve"> в</w:t>
+      </w:r>
+      <w:r>
+        <w:t>ы</w:t>
+      </w:r>
+      <w:r>
+        <w:t>ходны</w:t>
+      </w:r>
+      <w:r>
+        <w:t xml:space="preserve">м </w:t>
+      </w:r>
+      <w:r>
+        <w:t>цеп</w:t>
+      </w:r>
+      <w:r>
+        <w:t>ям</w:t>
+      </w:r>
+      <w:r>
+        <w:t xml:space="preserve"> </w:t>
+      </w:r>
+      <w:r>
+        <w:t>устройства</w:t>
+      </w:r>
+      <w:bookmarkEnd w:id="14"/>
     </w:p>
     <w:p>
       <w:pPr>
         <w:pStyle w:val="2"/>
       </w:pPr>
-      <w:bookmarkStart w:id="13" w:name="_Toc204153316"/>
+      <w:bookmarkStart w:id="15" w:name="_Toc204174180"/>
       <w:r>
         <w:t>Назначение дискретных входов устройства ЮНИТ-М-300</w:t>
       </w:r>
-      <w:bookmarkEnd w:id="13"/>
+      <w:bookmarkEnd w:id="15"/>
     </w:p>
     <w:p>
       <w:pPr>
@@ -3828,7 +3884,7 @@
         <w:fldChar w:fldCharType="begin"/>
       </w:r>
       <w:r>
-        <w:instrText xml:space="preserve"> REF _Ref192834799 \r \h  \* MERGEFORMAT </w:instrText>
+        <w:instrText xml:space="preserve"> REF _Ref198636737 \r \h  \* MERGEFORMAT </w:instrText>
       </w:r>
       <w:r>
         <w:fldChar w:fldCharType="separate"/>
@@ -3840,7 +3896,7 @@
         <w:t xml:space="preserve">Таблица </w:t>
       </w:r>
       <w:r>
-        <w:t>2.6</w:t>
+        <w:t>2.9</w:t>
       </w:r>
       <w:r>
         <w:rPr>
@@ -3858,24 +3914,17 @@
     <w:p>
       <w:pPr>
         <w:pStyle w:val="a"/>
-        <w:rPr>
-          <w:highlight w:val="green"/>
-        </w:rPr>
       </w:pPr>
-      <w:bookmarkStart w:id="14" w:name="_Ref192834795"/>
+      <w:bookmarkStart w:id="16" w:name="_Ref192834795"/>
+      <w:bookmarkStart w:id="17" w:name="_Ref198637293"/>
       <w:r>
-        <w:rPr>
-          <w:highlight w:val="green"/>
-        </w:rPr>
         <w:t xml:space="preserve">Назначение дискретных входов ЮНИТ-М300 для проверки </w:t>
       </w:r>
-      <w:bookmarkEnd w:id="14"/>
+      <w:bookmarkEnd w:id="16"/>
       <w:r>
-        <w:rPr>
-          <w:highlight w:val="green"/>
-        </w:rPr>
         <w:t>ТК ЗДЗ</w:t>
       </w:r>
+      <w:bookmarkEnd w:id="17"/>
     </w:p>
     <w:tbl>
       <w:tblPr>
@@ -3908,7 +3957,6 @@
                 <w:b w:val="0"/>
                 <w:sz w:val="22"/>
               </w:rPr>
-              <w:lastRenderedPageBreak/>
               <w:t>Клемма на устройстве ЮНИТ-М300</w:t>
             </w:r>
           </w:p>
@@ -4354,6 +4402,7 @@
               </w:rPr>
             </w:pPr>
             <w:r>
+              <w:lastRenderedPageBreak/>
               <w:t>М</w:t>
             </w:r>
             <w:r>
@@ -4780,21 +4829,12 @@
     <w:p>
       <w:pPr>
         <w:pStyle w:val="a"/>
-        <w:rPr>
-          <w:highlight w:val="green"/>
-        </w:rPr>
       </w:pPr>
-      <w:bookmarkStart w:id="15" w:name="_Ref191625992"/>
+      <w:bookmarkStart w:id="18" w:name="_Ref191625992"/>
       <w:r>
-        <w:rPr>
-          <w:highlight w:val="green"/>
-        </w:rPr>
         <w:t xml:space="preserve">Назначение дискретных входов ЮНИТ-М300 для проверки </w:t>
       </w:r>
       <w:r>
-        <w:rPr>
-          <w:highlight w:val="green"/>
-        </w:rPr>
         <w:t>ТО РПН</w:t>
       </w:r>
     </w:p>
@@ -5655,20 +5695,11 @@
     <w:p>
       <w:pPr>
         <w:pStyle w:val="a"/>
-        <w:rPr>
-          <w:highlight w:val="green"/>
-        </w:rPr>
       </w:pPr>
       <w:r>
-        <w:rPr>
-          <w:highlight w:val="green"/>
-        </w:rPr>
         <w:t xml:space="preserve">Назначение дискретных входов ЮНИТ-М300 для проверки </w:t>
       </w:r>
       <w:r>
-        <w:rPr>
-          <w:highlight w:val="green"/>
-        </w:rPr>
         <w:t>ЗП. Часть 1</w:t>
       </w:r>
     </w:p>
@@ -6526,24 +6557,15 @@
         </w:tc>
       </w:tr>
     </w:tbl>
-    <w:bookmarkEnd w:id="15"/>
+    <w:bookmarkEnd w:id="18"/>
     <w:p>
       <w:pPr>
         <w:pStyle w:val="a"/>
-        <w:rPr>
-          <w:highlight w:val="green"/>
-        </w:rPr>
       </w:pPr>
       <w:r>
-        <w:rPr>
-          <w:highlight w:val="green"/>
-        </w:rPr>
         <w:t xml:space="preserve">Назначение дискретных входов ЮНИТ-М300 для проверки </w:t>
       </w:r>
       <w:r>
-        <w:rPr>
-          <w:highlight w:val="green"/>
-        </w:rPr>
         <w:t>ЗП. Часть 2</w:t>
       </w:r>
     </w:p>
@@ -6578,7 +6600,6 @@
                 <w:b w:val="0"/>
                 <w:sz w:val="22"/>
               </w:rPr>
-              <w:lastRenderedPageBreak/>
               <w:t>Клемма на устройстве ЮНИТ-М300</w:t>
             </w:r>
           </w:p>
@@ -6934,6 +6955,7 @@
               </w:rPr>
             </w:pPr>
             <w:r>
+              <w:lastRenderedPageBreak/>
               <w:t>М</w:t>
             </w:r>
             <w:r>
@@ -7420,20 +7442,11 @@
     <w:p>
       <w:pPr>
         <w:pStyle w:val="a"/>
-        <w:rPr>
-          <w:highlight w:val="green"/>
-        </w:rPr>
       </w:pPr>
       <w:r>
-        <w:rPr>
-          <w:highlight w:val="green"/>
-        </w:rPr>
         <w:t xml:space="preserve">Назначение дискретных входов ЮНИТ-М300 для проверки </w:t>
       </w:r>
       <w:r>
-        <w:rPr>
-          <w:highlight w:val="green"/>
-        </w:rPr>
         <w:t>РТПО. Часть 1</w:t>
       </w:r>
     </w:p>
@@ -8304,20 +8317,11 @@
     <w:p>
       <w:pPr>
         <w:pStyle w:val="a"/>
-        <w:rPr>
-          <w:highlight w:val="green"/>
-        </w:rPr>
       </w:pPr>
       <w:r>
-        <w:rPr>
-          <w:highlight w:val="green"/>
-        </w:rPr>
         <w:t xml:space="preserve">Назначение дискретных входов ЮНИТ-М300 для проверки </w:t>
       </w:r>
       <w:r>
-        <w:rPr>
-          <w:highlight w:val="green"/>
-        </w:rPr>
         <w:t>РТПО. Часть 2</w:t>
       </w:r>
     </w:p>
@@ -9194,21 +9198,9 @@
     <w:p>
       <w:pPr>
         <w:pStyle w:val="a"/>
-        <w:rPr>
-          <w:highlight w:val="green"/>
-        </w:rPr>
       </w:pPr>
       <w:r>
-        <w:rPr>
-          <w:highlight w:val="green"/>
-        </w:rPr>
-        <w:t xml:space="preserve">Назначение дискретных входов ЮНИТ-М300 для проверки </w:t>
-      </w:r>
-      <w:r>
-        <w:rPr>
-          <w:highlight w:val="green"/>
-        </w:rPr>
-        <w:t>ТО ЗПО. Часть 1</w:t>
+        <w:t>Назначение дискретных входов ЮНИТ-М300 для проверки ТО ЗПО. Часть 1</w:t>
       </w:r>
     </w:p>
     <w:tbl>
@@ -9242,7 +9234,6 @@
                 <w:b w:val="0"/>
                 <w:sz w:val="22"/>
               </w:rPr>
-              <w:lastRenderedPageBreak/>
               <w:t>Клемма на устройстве ЮНИТ-М300</w:t>
             </w:r>
           </w:p>
@@ -9536,6 +9527,7 @@
               <w:pStyle w:val="af0"/>
             </w:pPr>
             <w:r>
+              <w:lastRenderedPageBreak/>
               <w:t>М3</w:t>
             </w:r>
             <w:r>
@@ -10085,21 +10077,9 @@
     <w:p>
       <w:pPr>
         <w:pStyle w:val="a"/>
-        <w:rPr>
-          <w:highlight w:val="green"/>
-        </w:rPr>
       </w:pPr>
       <w:r>
-        <w:rPr>
-          <w:highlight w:val="green"/>
-        </w:rPr>
-        <w:t xml:space="preserve">Назначение дискретных входов ЮНИТ-М300 для проверки </w:t>
-      </w:r>
-      <w:r>
-        <w:rPr>
-          <w:highlight w:val="green"/>
-        </w:rPr>
-        <w:t>ТО ЗПО. Часть 2</w:t>
+        <w:t>Назначение дискретных входов ЮНИТ-М300 для проверки ТО ЗПО. Часть 2</w:t>
       </w:r>
     </w:p>
     <w:tbl>
@@ -10975,22 +10955,15 @@
     <w:p>
       <w:pPr>
         <w:pStyle w:val="a"/>
-        <w:rPr>
-          <w:highlight w:val="green"/>
-        </w:rPr>
       </w:pPr>
+      <w:bookmarkStart w:id="19" w:name="_Ref198636737"/>
       <w:r>
-        <w:rPr>
-          <w:highlight w:val="green"/>
-        </w:rPr>
         <w:t xml:space="preserve">Назначение дискретных входов ЮНИТ-М300 для проверки </w:t>
       </w:r>
       <w:r>
-        <w:rPr>
-          <w:highlight w:val="green"/>
-        </w:rPr>
         <w:t>ЗПО</w:t>
       </w:r>
+      <w:bookmarkEnd w:id="19"/>
     </w:p>
     <w:tbl>
       <w:tblPr>
@@ -11865,22 +11838,12 @@
     <w:p>
       <w:pPr>
         <w:pStyle w:val="2"/>
-        <w:numPr>
-          <w:ilvl w:val="0"/>
-          <w:numId w:val="0"/>
-        </w:numPr>
-        <w:ind w:left="709"/>
       </w:pPr>
-    </w:p>
-    <w:p>
-      <w:pPr>
-        <w:pStyle w:val="2"/>
-      </w:pPr>
-      <w:bookmarkStart w:id="16" w:name="_Toc204153317"/>
+      <w:bookmarkStart w:id="20" w:name="_Toc204174181"/>
       <w:r>
         <w:t>Назначение выходных реле устройства ЮНИТ-М-300</w:t>
       </w:r>
-      <w:bookmarkEnd w:id="16"/>
+      <w:bookmarkEnd w:id="20"/>
     </w:p>
     <w:p>
       <w:pPr>
@@ -11914,7 +11877,7 @@
         <w:t xml:space="preserve">Таблица </w:t>
       </w:r>
       <w:r>
-        <w:t>2.7</w:t>
+        <w:t>2.10</w:t>
       </w:r>
       <w:r>
         <w:rPr>
@@ -11932,7 +11895,7 @@
         <w:fldChar w:fldCharType="begin"/>
       </w:r>
       <w:r>
-        <w:instrText xml:space="preserve"> REF _Ref192835080 \r \h  \* MERGEFORMAT </w:instrText>
+        <w:instrText xml:space="preserve"> REF _Ref198636789 \r \h  \* MERGEFORMAT </w:instrText>
       </w:r>
       <w:r>
         <w:fldChar w:fldCharType="separate"/>
@@ -11944,7 +11907,7 @@
         <w:t xml:space="preserve">Таблица </w:t>
       </w:r>
       <w:r>
-        <w:t>2.12</w:t>
+        <w:t>2.18</w:t>
       </w:r>
       <w:r>
         <w:rPr>
@@ -11962,24 +11925,18 @@
     <w:p>
       <w:pPr>
         <w:pStyle w:val="a"/>
-        <w:rPr>
-          <w:highlight w:val="green"/>
-        </w:rPr>
       </w:pPr>
-      <w:bookmarkStart w:id="17" w:name="_Ref192835076"/>
+      <w:bookmarkStart w:id="21" w:name="_Ref192835076"/>
+      <w:bookmarkStart w:id="22" w:name="_Ref198637418"/>
       <w:r>
-        <w:rPr>
-          <w:highlight w:val="green"/>
-        </w:rPr>
+        <w:lastRenderedPageBreak/>
         <w:t xml:space="preserve">Выходные реле устройства ЮНИТ-М300 для проверки </w:t>
       </w:r>
-      <w:bookmarkEnd w:id="17"/>
+      <w:bookmarkEnd w:id="21"/>
       <w:r>
-        <w:rPr>
-          <w:highlight w:val="green"/>
-        </w:rPr>
         <w:t>ТК ЗДЗ</w:t>
       </w:r>
+      <w:bookmarkEnd w:id="22"/>
     </w:p>
     <w:tbl>
       <w:tblPr>
@@ -12565,6 +12522,78 @@
               <w:jc w:val="left"/>
             </w:pPr>
             <w:r>
+              <w:t>ПС: Пуск</w:t>
+            </w:r>
+          </w:p>
+        </w:tc>
+      </w:tr>
+      <w:tr>
+        <w:tc>
+          <w:tcPr>
+            <w:tcW w:w="2479" w:type="dxa"/>
+          </w:tcPr>
+          <w:p>
+            <w:pPr>
+              <w:pStyle w:val="af0"/>
+              <w:rPr>
+                <w:lang w:val="en-US"/>
+              </w:rPr>
+            </w:pPr>
+            <w:r>
+              <w:t>М9</w:t>
+            </w:r>
+            <w:r>
+              <w:rPr>
+                <w:lang w:val="en-US"/>
+              </w:rPr>
+              <w:t>.X</w:t>
+            </w:r>
+            <w:r>
+              <w:t>В</w:t>
+            </w:r>
+            <w:r>
+              <w:rPr>
+                <w:lang w:val="en-US"/>
+              </w:rPr>
+              <w:t xml:space="preserve">:16 – </w:t>
+            </w:r>
+            <w:r>
+              <w:t>М9</w:t>
+            </w:r>
+            <w:r>
+              <w:rPr>
+                <w:lang w:val="en-US"/>
+              </w:rPr>
+              <w:t>.XB:15</w:t>
+            </w:r>
+          </w:p>
+        </w:tc>
+        <w:tc>
+          <w:tcPr>
+            <w:tcW w:w="2212" w:type="dxa"/>
+          </w:tcPr>
+          <w:p>
+            <w:pPr>
+              <w:pStyle w:val="af0"/>
+              <w:rPr>
+                <w:lang w:val="en-US"/>
+              </w:rPr>
+            </w:pPr>
+            <w:r>
+              <w:t>М9.К8</w:t>
+            </w:r>
+          </w:p>
+        </w:tc>
+        <w:tc>
+          <w:tcPr>
+            <w:tcW w:w="4914" w:type="dxa"/>
+          </w:tcPr>
+          <w:p>
+            <w:pPr>
+              <w:pStyle w:val="af0"/>
+              <w:jc w:val="left"/>
+            </w:pPr>
+            <w:r>
               <w:t>Резерв</w:t>
             </w:r>
           </w:p>
@@ -12578,12 +12607,351 @@
           <w:p>
             <w:pPr>
               <w:pStyle w:val="af0"/>
-              <w:rPr>
-                <w:lang w:val="en-US"/>
-              </w:rPr>
-            </w:pPr>
-            <w:r>
-              <w:t>М9</w:t>
+            </w:pPr>
+            <w:r>
+              <w:t>М10.</w:t>
+            </w:r>
+            <w:r>
+              <w:rPr>
+                <w:lang w:val="en-US"/>
+              </w:rPr>
+              <w:t>X</w:t>
+            </w:r>
+            <w:r>
+              <w:t>В</w:t>
+            </w:r>
+            <w:r>
+              <w:rPr>
+                <w:lang w:val="en-US"/>
+              </w:rPr>
+              <w:t>:1</w:t>
+            </w:r>
+            <w:r>
+              <w:t xml:space="preserve"> – М10.</w:t>
+            </w:r>
+            <w:r>
+              <w:rPr>
+                <w:lang w:val="en-US"/>
+              </w:rPr>
+              <w:t>XB:2</w:t>
+            </w:r>
+          </w:p>
+        </w:tc>
+        <w:tc>
+          <w:tcPr>
+            <w:tcW w:w="2212" w:type="dxa"/>
+          </w:tcPr>
+          <w:p>
+            <w:pPr>
+              <w:pStyle w:val="af0"/>
+            </w:pPr>
+            <w:r>
+              <w:t>М10.К1</w:t>
+            </w:r>
+          </w:p>
+        </w:tc>
+        <w:tc>
+          <w:tcPr>
+            <w:tcW w:w="4914" w:type="dxa"/>
+          </w:tcPr>
+          <w:p>
+            <w:pPr>
+              <w:pStyle w:val="af0"/>
+              <w:jc w:val="left"/>
+            </w:pPr>
+            <w:r>
+              <w:t>Резерв</w:t>
+            </w:r>
+          </w:p>
+        </w:tc>
+      </w:tr>
+      <w:tr>
+        <w:tc>
+          <w:tcPr>
+            <w:tcW w:w="2479" w:type="dxa"/>
+          </w:tcPr>
+          <w:p>
+            <w:pPr>
+              <w:pStyle w:val="af0"/>
+            </w:pPr>
+            <w:r>
+              <w:t>М10.</w:t>
+            </w:r>
+            <w:r>
+              <w:rPr>
+                <w:lang w:val="en-US"/>
+              </w:rPr>
+              <w:t>X</w:t>
+            </w:r>
+            <w:r>
+              <w:t>В:3 – М10.</w:t>
+            </w:r>
+            <w:r>
+              <w:rPr>
+                <w:lang w:val="en-US"/>
+              </w:rPr>
+              <w:t>XB</w:t>
+            </w:r>
+            <w:r>
+              <w:t>:4</w:t>
+            </w:r>
+          </w:p>
+        </w:tc>
+        <w:tc>
+          <w:tcPr>
+            <w:tcW w:w="2212" w:type="dxa"/>
+          </w:tcPr>
+          <w:p>
+            <w:pPr>
+              <w:pStyle w:val="af0"/>
+            </w:pPr>
+            <w:r>
+              <w:t>М10.К2</w:t>
+            </w:r>
+          </w:p>
+        </w:tc>
+        <w:tc>
+          <w:tcPr>
+            <w:tcW w:w="4914" w:type="dxa"/>
+          </w:tcPr>
+          <w:p>
+            <w:pPr>
+              <w:pStyle w:val="af0"/>
+              <w:jc w:val="left"/>
+            </w:pPr>
+            <w:r>
+              <w:t>Резерв</w:t>
+            </w:r>
+          </w:p>
+        </w:tc>
+      </w:tr>
+      <w:tr>
+        <w:tc>
+          <w:tcPr>
+            <w:tcW w:w="2479" w:type="dxa"/>
+          </w:tcPr>
+          <w:p>
+            <w:pPr>
+              <w:pStyle w:val="af0"/>
+            </w:pPr>
+            <w:r>
+              <w:t>М10.</w:t>
+            </w:r>
+            <w:r>
+              <w:rPr>
+                <w:lang w:val="en-US"/>
+              </w:rPr>
+              <w:t>X</w:t>
+            </w:r>
+            <w:r>
+              <w:t>В:</w:t>
+            </w:r>
+            <w:r>
+              <w:rPr>
+                <w:lang w:val="en-US"/>
+              </w:rPr>
+              <w:t>7</w:t>
+            </w:r>
+            <w:r>
+              <w:t xml:space="preserve"> – М10.</w:t>
+            </w:r>
+            <w:r>
+              <w:rPr>
+                <w:lang w:val="en-US"/>
+              </w:rPr>
+              <w:t>XB</w:t>
+            </w:r>
+            <w:r>
+              <w:t>:</w:t>
+            </w:r>
+            <w:r>
+              <w:rPr>
+                <w:lang w:val="en-US"/>
+              </w:rPr>
+              <w:t>5</w:t>
+            </w:r>
+          </w:p>
+        </w:tc>
+        <w:tc>
+          <w:tcPr>
+            <w:tcW w:w="2212" w:type="dxa"/>
+          </w:tcPr>
+          <w:p>
+            <w:pPr>
+              <w:pStyle w:val="af0"/>
+            </w:pPr>
+            <w:r>
+              <w:t>М10.К3</w:t>
+            </w:r>
+          </w:p>
+        </w:tc>
+        <w:tc>
+          <w:tcPr>
+            <w:tcW w:w="4914" w:type="dxa"/>
+          </w:tcPr>
+          <w:p>
+            <w:pPr>
+              <w:pStyle w:val="af0"/>
+              <w:jc w:val="left"/>
+            </w:pPr>
+            <w:r>
+              <w:t>Резерв</w:t>
+            </w:r>
+          </w:p>
+        </w:tc>
+      </w:tr>
+      <w:tr>
+        <w:tc>
+          <w:tcPr>
+            <w:tcW w:w="2479" w:type="dxa"/>
+          </w:tcPr>
+          <w:p>
+            <w:pPr>
+              <w:pStyle w:val="af0"/>
+            </w:pPr>
+            <w:r>
+              <w:t>М10.</w:t>
+            </w:r>
+            <w:r>
+              <w:rPr>
+                <w:lang w:val="en-US"/>
+              </w:rPr>
+              <w:t>X</w:t>
+            </w:r>
+            <w:r>
+              <w:t>В:</w:t>
+            </w:r>
+            <w:r>
+              <w:rPr>
+                <w:lang w:val="en-US"/>
+              </w:rPr>
+              <w:t>7</w:t>
+            </w:r>
+            <w:r>
+              <w:t xml:space="preserve"> – М10.</w:t>
+            </w:r>
+            <w:r>
+              <w:rPr>
+                <w:lang w:val="en-US"/>
+              </w:rPr>
+              <w:t>XB</w:t>
+            </w:r>
+            <w:r>
+              <w:t>:</w:t>
+            </w:r>
+            <w:r>
+              <w:rPr>
+                <w:lang w:val="en-US"/>
+              </w:rPr>
+              <w:t>6</w:t>
+            </w:r>
+          </w:p>
+        </w:tc>
+        <w:tc>
+          <w:tcPr>
+            <w:tcW w:w="2212" w:type="dxa"/>
+          </w:tcPr>
+          <w:p>
+            <w:pPr>
+              <w:pStyle w:val="af0"/>
+            </w:pPr>
+            <w:r>
+              <w:t>М10.К4</w:t>
+            </w:r>
+          </w:p>
+        </w:tc>
+        <w:tc>
+          <w:tcPr>
+            <w:tcW w:w="4914" w:type="dxa"/>
+          </w:tcPr>
+          <w:p>
+            <w:pPr>
+              <w:pStyle w:val="af0"/>
+              <w:jc w:val="left"/>
+            </w:pPr>
+            <w:r>
+              <w:t>Резерв</w:t>
+            </w:r>
+          </w:p>
+        </w:tc>
+      </w:tr>
+      <w:tr>
+        <w:tc>
+          <w:tcPr>
+            <w:tcW w:w="2479" w:type="dxa"/>
+          </w:tcPr>
+          <w:p>
+            <w:pPr>
+              <w:pStyle w:val="af0"/>
+            </w:pPr>
+            <w:r>
+              <w:t>М10.</w:t>
+            </w:r>
+            <w:r>
+              <w:rPr>
+                <w:lang w:val="en-US"/>
+              </w:rPr>
+              <w:t>X</w:t>
+            </w:r>
+            <w:r>
+              <w:t>В</w:t>
+            </w:r>
+            <w:r>
+              <w:rPr>
+                <w:lang w:val="en-US"/>
+              </w:rPr>
+              <w:t>:10</w:t>
+            </w:r>
+            <w:r>
+              <w:t xml:space="preserve"> – М10.</w:t>
+            </w:r>
+            <w:r>
+              <w:rPr>
+                <w:lang w:val="en-US"/>
+              </w:rPr>
+              <w:t>XB:8</w:t>
+            </w:r>
+          </w:p>
+        </w:tc>
+        <w:tc>
+          <w:tcPr>
+            <w:tcW w:w="2212" w:type="dxa"/>
+          </w:tcPr>
+          <w:p>
+            <w:pPr>
+              <w:pStyle w:val="af0"/>
+            </w:pPr>
+            <w:r>
+              <w:t>М10.К5</w:t>
+            </w:r>
+          </w:p>
+        </w:tc>
+        <w:tc>
+          <w:tcPr>
+            <w:tcW w:w="4914" w:type="dxa"/>
+          </w:tcPr>
+          <w:p>
+            <w:pPr>
+              <w:pStyle w:val="af0"/>
+              <w:jc w:val="left"/>
+            </w:pPr>
+            <w:r>
+              <w:t>Резерв</w:t>
+            </w:r>
+          </w:p>
+        </w:tc>
+      </w:tr>
+      <w:tr>
+        <w:tc>
+          <w:tcPr>
+            <w:tcW w:w="2479" w:type="dxa"/>
+          </w:tcPr>
+          <w:p>
+            <w:pPr>
+              <w:pStyle w:val="af0"/>
+            </w:pPr>
+            <w:r>
+              <w:t>М10</w:t>
             </w:r>
             <w:r>
               <w:rPr>
@@ -12598,16 +12966,16 @@
               <w:rPr>
                 <w:lang w:val="en-US"/>
               </w:rPr>
-              <w:t xml:space="preserve">:16 – </w:t>
-            </w:r>
-            <w:r>
-              <w:t>М9</w:t>
-            </w:r>
-            <w:r>
-              <w:rPr>
-                <w:lang w:val="en-US"/>
-              </w:rPr>
-              <w:t>.XB:15</w:t>
+              <w:t xml:space="preserve">:10 – </w:t>
+            </w:r>
+            <w:r>
+              <w:t>М10</w:t>
+            </w:r>
+            <w:r>
+              <w:rPr>
+                <w:lang w:val="en-US"/>
+              </w:rPr>
+              <w:t>.XB:9</w:t>
             </w:r>
           </w:p>
         </w:tc>
@@ -12618,12 +12986,15 @@
           <w:p>
             <w:pPr>
               <w:pStyle w:val="af0"/>
-              <w:rPr>
-                <w:lang w:val="en-US"/>
-              </w:rPr>
-            </w:pPr>
-            <w:r>
-              <w:t>М9.К8</w:t>
+            </w:pPr>
+            <w:r>
+              <w:t>М10.К</w:t>
+            </w:r>
+            <w:r>
+              <w:rPr>
+                <w:lang w:val="en-US"/>
+              </w:rPr>
+              <w:t>6</w:t>
             </w:r>
           </w:p>
         </w:tc>
@@ -12652,13 +13023,13 @@
               <w:pStyle w:val="af0"/>
             </w:pPr>
             <w:r>
-              <w:t>М10.</w:t>
-            </w:r>
-            <w:r>
-              <w:rPr>
-                <w:lang w:val="en-US"/>
-              </w:rPr>
-              <w:t>X</w:t>
+              <w:t>М10</w:t>
+            </w:r>
+            <w:r>
+              <w:rPr>
+                <w:lang w:val="en-US"/>
+              </w:rPr>
+              <w:t>.X</w:t>
             </w:r>
             <w:r>
               <w:t>В</w:t>
@@ -12667,16 +13038,16 @@
               <w:rPr>
                 <w:lang w:val="en-US"/>
               </w:rPr>
-              <w:t>:1</w:t>
-            </w:r>
-            <w:r>
-              <w:t xml:space="preserve"> – М10.</w:t>
-            </w:r>
-            <w:r>
-              <w:rPr>
-                <w:lang w:val="en-US"/>
-              </w:rPr>
-              <w:t>XB:2</w:t>
+              <w:t xml:space="preserve">:13 – </w:t>
+            </w:r>
+            <w:r>
+              <w:t>М10</w:t>
+            </w:r>
+            <w:r>
+              <w:rPr>
+                <w:lang w:val="en-US"/>
+              </w:rPr>
+              <w:t>.XB:12</w:t>
             </w:r>
           </w:p>
         </w:tc>
@@ -12689,7 +13060,13 @@
               <w:pStyle w:val="af0"/>
             </w:pPr>
             <w:r>
-              <w:t>М10.К1</w:t>
+              <w:t>М10.К</w:t>
+            </w:r>
+            <w:r>
+              <w:rPr>
+                <w:lang w:val="en-US"/>
+              </w:rPr>
+              <w:t>7</w:t>
             </w:r>
           </w:p>
         </w:tc>
@@ -12704,483 +13081,6 @@
             </w:pPr>
             <w:r>
               <w:t>Резерв</w:t>
-            </w:r>
-          </w:p>
-        </w:tc>
-      </w:tr>
-      <w:tr>
-        <w:tc>
-          <w:tcPr>
-            <w:tcW w:w="2479" w:type="dxa"/>
-          </w:tcPr>
-          <w:p>
-            <w:pPr>
-              <w:pStyle w:val="af0"/>
-            </w:pPr>
-            <w:r>
-              <w:t>М10.</w:t>
-            </w:r>
-            <w:r>
-              <w:rPr>
-                <w:lang w:val="en-US"/>
-              </w:rPr>
-              <w:t>X</w:t>
-            </w:r>
-            <w:r>
-              <w:t>В:3 – М10.</w:t>
-            </w:r>
-            <w:r>
-              <w:rPr>
-                <w:lang w:val="en-US"/>
-              </w:rPr>
-              <w:t>XB</w:t>
-            </w:r>
-            <w:r>
-              <w:t>:4</w:t>
-            </w:r>
-          </w:p>
-        </w:tc>
-        <w:tc>
-          <w:tcPr>
-            <w:tcW w:w="2212" w:type="dxa"/>
-          </w:tcPr>
-          <w:p>
-            <w:pPr>
-              <w:pStyle w:val="af0"/>
-            </w:pPr>
-            <w:r>
-              <w:t>М10.К2</w:t>
-            </w:r>
-          </w:p>
-        </w:tc>
-        <w:tc>
-          <w:tcPr>
-            <w:tcW w:w="4914" w:type="dxa"/>
-          </w:tcPr>
-          <w:p>
-            <w:pPr>
-              <w:pStyle w:val="af0"/>
-              <w:jc w:val="left"/>
-            </w:pPr>
-            <w:r>
-              <w:t>Резерв</w:t>
-            </w:r>
-          </w:p>
-        </w:tc>
-      </w:tr>
-      <w:tr>
-        <w:tc>
-          <w:tcPr>
-            <w:tcW w:w="2479" w:type="dxa"/>
-          </w:tcPr>
-          <w:p>
-            <w:pPr>
-              <w:pStyle w:val="af0"/>
-            </w:pPr>
-            <w:r>
-              <w:t>М10.</w:t>
-            </w:r>
-            <w:r>
-              <w:rPr>
-                <w:lang w:val="en-US"/>
-              </w:rPr>
-              <w:t>X</w:t>
-            </w:r>
-            <w:r>
-              <w:t>В:</w:t>
-            </w:r>
-            <w:r>
-              <w:rPr>
-                <w:lang w:val="en-US"/>
-              </w:rPr>
-              <w:t>7</w:t>
-            </w:r>
-            <w:r>
-              <w:t xml:space="preserve"> – М10.</w:t>
-            </w:r>
-            <w:r>
-              <w:rPr>
-                <w:lang w:val="en-US"/>
-              </w:rPr>
-              <w:t>XB</w:t>
-            </w:r>
-            <w:r>
-              <w:t>:</w:t>
-            </w:r>
-            <w:r>
-              <w:rPr>
-                <w:lang w:val="en-US"/>
-              </w:rPr>
-              <w:t>5</w:t>
-            </w:r>
-          </w:p>
-        </w:tc>
-        <w:tc>
-          <w:tcPr>
-            <w:tcW w:w="2212" w:type="dxa"/>
-          </w:tcPr>
-          <w:p>
-            <w:pPr>
-              <w:pStyle w:val="af0"/>
-            </w:pPr>
-            <w:r>
-              <w:t>М10.К3</w:t>
-            </w:r>
-          </w:p>
-        </w:tc>
-        <w:tc>
-          <w:tcPr>
-            <w:tcW w:w="4914" w:type="dxa"/>
-          </w:tcPr>
-          <w:p>
-            <w:pPr>
-              <w:pStyle w:val="af0"/>
-              <w:jc w:val="left"/>
-            </w:pPr>
-            <w:r>
-              <w:t>Резерв</w:t>
-            </w:r>
-          </w:p>
-        </w:tc>
-      </w:tr>
-      <w:tr>
-        <w:tc>
-          <w:tcPr>
-            <w:tcW w:w="2479" w:type="dxa"/>
-          </w:tcPr>
-          <w:p>
-            <w:pPr>
-              <w:pStyle w:val="af0"/>
-            </w:pPr>
-            <w:r>
-              <w:t>М10.</w:t>
-            </w:r>
-            <w:r>
-              <w:rPr>
-                <w:lang w:val="en-US"/>
-              </w:rPr>
-              <w:t>X</w:t>
-            </w:r>
-            <w:r>
-              <w:t>В:</w:t>
-            </w:r>
-            <w:r>
-              <w:rPr>
-                <w:lang w:val="en-US"/>
-              </w:rPr>
-              <w:t>7</w:t>
-            </w:r>
-            <w:r>
-              <w:t xml:space="preserve"> – М10.</w:t>
-            </w:r>
-            <w:r>
-              <w:rPr>
-                <w:lang w:val="en-US"/>
-              </w:rPr>
-              <w:t>XB</w:t>
-            </w:r>
-            <w:r>
-              <w:t>:</w:t>
-            </w:r>
-            <w:r>
-              <w:rPr>
-                <w:lang w:val="en-US"/>
-              </w:rPr>
-              <w:t>6</w:t>
-            </w:r>
-          </w:p>
-        </w:tc>
-        <w:tc>
-          <w:tcPr>
-            <w:tcW w:w="2212" w:type="dxa"/>
-          </w:tcPr>
-          <w:p>
-            <w:pPr>
-              <w:pStyle w:val="af0"/>
-            </w:pPr>
-            <w:r>
-              <w:t>М10.К4</w:t>
-            </w:r>
-          </w:p>
-        </w:tc>
-        <w:tc>
-          <w:tcPr>
-            <w:tcW w:w="4914" w:type="dxa"/>
-          </w:tcPr>
-          <w:p>
-            <w:pPr>
-              <w:pStyle w:val="af0"/>
-              <w:jc w:val="left"/>
-            </w:pPr>
-            <w:r>
-              <w:t>Резерв</w:t>
-            </w:r>
-          </w:p>
-        </w:tc>
-      </w:tr>
-      <w:tr>
-        <w:tc>
-          <w:tcPr>
-            <w:tcW w:w="2479" w:type="dxa"/>
-          </w:tcPr>
-          <w:p>
-            <w:pPr>
-              <w:pStyle w:val="af0"/>
-            </w:pPr>
-            <w:r>
-              <w:t>М10.</w:t>
-            </w:r>
-            <w:r>
-              <w:rPr>
-                <w:lang w:val="en-US"/>
-              </w:rPr>
-              <w:t>X</w:t>
-            </w:r>
-            <w:r>
-              <w:t>В</w:t>
-            </w:r>
-            <w:r>
-              <w:rPr>
-                <w:lang w:val="en-US"/>
-              </w:rPr>
-              <w:t>:10</w:t>
-            </w:r>
-            <w:r>
-              <w:t xml:space="preserve"> – М10.</w:t>
-            </w:r>
-            <w:r>
-              <w:rPr>
-                <w:lang w:val="en-US"/>
-              </w:rPr>
-              <w:t>XB:8</w:t>
-            </w:r>
-          </w:p>
-        </w:tc>
-        <w:tc>
-          <w:tcPr>
-            <w:tcW w:w="2212" w:type="dxa"/>
-          </w:tcPr>
-          <w:p>
-            <w:pPr>
-              <w:pStyle w:val="af0"/>
-            </w:pPr>
-            <w:r>
-              <w:t>М10.К5</w:t>
-            </w:r>
-          </w:p>
-        </w:tc>
-        <w:tc>
-          <w:tcPr>
-            <w:tcW w:w="4914" w:type="dxa"/>
-          </w:tcPr>
-          <w:p>
-            <w:pPr>
-              <w:pStyle w:val="af0"/>
-              <w:jc w:val="left"/>
-            </w:pPr>
-            <w:r>
-              <w:t>Резерв</w:t>
-            </w:r>
-          </w:p>
-        </w:tc>
-      </w:tr>
-      <w:tr>
-        <w:tc>
-          <w:tcPr>
-            <w:tcW w:w="2479" w:type="dxa"/>
-          </w:tcPr>
-          <w:p>
-            <w:pPr>
-              <w:pStyle w:val="af0"/>
-            </w:pPr>
-            <w:r>
-              <w:t>М10</w:t>
-            </w:r>
-            <w:r>
-              <w:rPr>
-                <w:lang w:val="en-US"/>
-              </w:rPr>
-              <w:t>.X</w:t>
-            </w:r>
-            <w:r>
-              <w:t>В</w:t>
-            </w:r>
-            <w:r>
-              <w:rPr>
-                <w:lang w:val="en-US"/>
-              </w:rPr>
-              <w:t xml:space="preserve">:10 – </w:t>
-            </w:r>
-            <w:r>
-              <w:t>М10</w:t>
-            </w:r>
-            <w:r>
-              <w:rPr>
-                <w:lang w:val="en-US"/>
-              </w:rPr>
-              <w:t>.XB:9</w:t>
-            </w:r>
-          </w:p>
-        </w:tc>
-        <w:tc>
-          <w:tcPr>
-            <w:tcW w:w="2212" w:type="dxa"/>
-          </w:tcPr>
-          <w:p>
-            <w:pPr>
-              <w:pStyle w:val="af0"/>
-            </w:pPr>
-            <w:r>
-              <w:t>М10.К</w:t>
-            </w:r>
-            <w:r>
-              <w:rPr>
-                <w:lang w:val="en-US"/>
-              </w:rPr>
-              <w:t>6</w:t>
-            </w:r>
-          </w:p>
-        </w:tc>
-        <w:tc>
-          <w:tcPr>
-            <w:tcW w:w="4914" w:type="dxa"/>
-          </w:tcPr>
-          <w:p>
-            <w:pPr>
-              <w:pStyle w:val="af0"/>
-              <w:jc w:val="left"/>
-            </w:pPr>
-            <w:r>
-              <w:t>Резерв</w:t>
-            </w:r>
-          </w:p>
-        </w:tc>
-      </w:tr>
-      <w:tr>
-        <w:tc>
-          <w:tcPr>
-            <w:tcW w:w="2479" w:type="dxa"/>
-          </w:tcPr>
-          <w:p>
-            <w:pPr>
-              <w:pStyle w:val="af0"/>
-            </w:pPr>
-            <w:r>
-              <w:t>М10</w:t>
-            </w:r>
-            <w:r>
-              <w:rPr>
-                <w:lang w:val="en-US"/>
-              </w:rPr>
-              <w:t>.X</w:t>
-            </w:r>
-            <w:r>
-              <w:t>В</w:t>
-            </w:r>
-            <w:r>
-              <w:rPr>
-                <w:lang w:val="en-US"/>
-              </w:rPr>
-              <w:t xml:space="preserve">:13 – </w:t>
-            </w:r>
-            <w:r>
-              <w:t>М10</w:t>
-            </w:r>
-            <w:r>
-              <w:rPr>
-                <w:lang w:val="en-US"/>
-              </w:rPr>
-              <w:t>.XB:12</w:t>
-            </w:r>
-          </w:p>
-        </w:tc>
-        <w:tc>
-          <w:tcPr>
-            <w:tcW w:w="2212" w:type="dxa"/>
-          </w:tcPr>
-          <w:p>
-            <w:pPr>
-              <w:pStyle w:val="af0"/>
-            </w:pPr>
-            <w:r>
-              <w:t>М10.К</w:t>
-            </w:r>
-            <w:r>
-              <w:rPr>
-                <w:lang w:val="en-US"/>
-              </w:rPr>
-              <w:t>7</w:t>
-            </w:r>
-          </w:p>
-        </w:tc>
-        <w:tc>
-          <w:tcPr>
-            <w:tcW w:w="4914" w:type="dxa"/>
-          </w:tcPr>
-          <w:p>
-            <w:pPr>
-              <w:pStyle w:val="af0"/>
-              <w:jc w:val="left"/>
-            </w:pPr>
-            <w:r>
-              <w:t>Резерв</w:t>
-            </w:r>
-          </w:p>
-        </w:tc>
-      </w:tr>
-      <w:tr>
-        <w:tc>
-          <w:tcPr>
-            <w:tcW w:w="2479" w:type="dxa"/>
-          </w:tcPr>
-          <w:p>
-            <w:pPr>
-              <w:pStyle w:val="af0"/>
-            </w:pPr>
-            <w:r>
-              <w:t>М</w:t>
-            </w:r>
-            <w:r>
-              <w:rPr>
-                <w:lang w:val="en-US"/>
-              </w:rPr>
-              <w:t xml:space="preserve">1.XP:2 - </w:t>
-            </w:r>
-            <w:r>
-              <w:t>М</w:t>
-            </w:r>
-            <w:r>
-              <w:rPr>
-                <w:lang w:val="en-US"/>
-              </w:rPr>
-              <w:t>1.XP:1</w:t>
-            </w:r>
-          </w:p>
-        </w:tc>
-        <w:tc>
-          <w:tcPr>
-            <w:tcW w:w="2212" w:type="dxa"/>
-          </w:tcPr>
-          <w:p>
-            <w:pPr>
-              <w:pStyle w:val="af0"/>
-            </w:pPr>
-            <w:r>
-              <w:t>М1.К1</w:t>
-            </w:r>
-          </w:p>
-        </w:tc>
-        <w:tc>
-          <w:tcPr>
-            <w:tcW w:w="4914" w:type="dxa"/>
-          </w:tcPr>
-          <w:p>
-            <w:pPr>
-              <w:pStyle w:val="af0"/>
-              <w:jc w:val="left"/>
-            </w:pPr>
-            <w:r>
-              <w:t>ПС: Пуск</w:t>
             </w:r>
           </w:p>
         </w:tc>
@@ -13189,36 +13089,23 @@
     <w:p>
       <w:pPr>
         <w:pStyle w:val="a"/>
-        <w:rPr>
-          <w:highlight w:val="green"/>
-        </w:rPr>
       </w:pPr>
-      <w:bookmarkStart w:id="18" w:name="_Ref191631805"/>
+      <w:bookmarkStart w:id="23" w:name="_Ref198637432"/>
+      <w:bookmarkStart w:id="24" w:name="_Ref191631805"/>
       <w:r>
-        <w:rPr>
-          <w:highlight w:val="green"/>
-        </w:rPr>
         <w:t>Выходные реле устройства ЮНИТ-М300 для проверки</w:t>
       </w:r>
       <w:r>
-        <w:rPr>
-          <w:highlight w:val="green"/>
-        </w:rPr>
         <w:t xml:space="preserve"> </w:t>
       </w:r>
       <w:r>
-        <w:rPr>
-          <w:highlight w:val="green"/>
-        </w:rPr>
         <w:t>ТО РПН</w:t>
       </w:r>
+      <w:bookmarkEnd w:id="23"/>
       <w:r>
-        <w:rPr>
-          <w:highlight w:val="green"/>
-        </w:rPr>
         <w:t xml:space="preserve"> </w:t>
       </w:r>
-      <w:bookmarkEnd w:id="18"/>
+      <w:bookmarkEnd w:id="24"/>
     </w:p>
     <w:tbl>
       <w:tblPr>
@@ -13806,7 +13693,7 @@
               <w:jc w:val="left"/>
             </w:pPr>
             <w:r>
-              <w:t>Резерв</w:t>
+              <w:t>ПС: Пуск</w:t>
             </w:r>
           </w:p>
         </w:tc>
@@ -14368,63 +14255,6 @@
             </w:pPr>
             <w:r>
               <w:t>Резерв</w:t>
-            </w:r>
-          </w:p>
-        </w:tc>
-      </w:tr>
-      <w:tr>
-        <w:tc>
-          <w:tcPr>
-            <w:tcW w:w="2479" w:type="dxa"/>
-          </w:tcPr>
-          <w:p>
-            <w:pPr>
-              <w:pStyle w:val="af0"/>
-            </w:pPr>
-            <w:r>
-              <w:t>М</w:t>
-            </w:r>
-            <w:r>
-              <w:rPr>
-                <w:lang w:val="en-US"/>
-              </w:rPr>
-              <w:t xml:space="preserve">1.XP:2 - </w:t>
-            </w:r>
-            <w:r>
-              <w:t>М</w:t>
-            </w:r>
-            <w:r>
-              <w:rPr>
-                <w:lang w:val="en-US"/>
-              </w:rPr>
-              <w:t>1.XP:1</w:t>
-            </w:r>
-          </w:p>
-        </w:tc>
-        <w:tc>
-          <w:tcPr>
-            <w:tcW w:w="2212" w:type="dxa"/>
-          </w:tcPr>
-          <w:p>
-            <w:pPr>
-              <w:pStyle w:val="af0"/>
-            </w:pPr>
-            <w:r>
-              <w:t>М1.К1</w:t>
-            </w:r>
-          </w:p>
-        </w:tc>
-        <w:tc>
-          <w:tcPr>
-            <w:tcW w:w="4914" w:type="dxa"/>
-          </w:tcPr>
-          <w:p>
-            <w:pPr>
-              <w:pStyle w:val="af0"/>
-              <w:jc w:val="left"/>
-            </w:pPr>
-            <w:r>
-              <w:t>ПС: Пуск</w:t>
             </w:r>
           </w:p>
         </w:tc>
@@ -14433,22 +14263,15 @@
     <w:p>
       <w:pPr>
         <w:pStyle w:val="a"/>
-        <w:rPr>
-          <w:highlight w:val="green"/>
-        </w:rPr>
       </w:pPr>
+      <w:bookmarkStart w:id="25" w:name="_Ref198637446"/>
       <w:r>
-        <w:rPr>
-          <w:highlight w:val="green"/>
-        </w:rPr>
         <w:t xml:space="preserve">Выходные реле устройства ЮНИТ-М300 для проверки </w:t>
       </w:r>
       <w:r>
-        <w:rPr>
-          <w:highlight w:val="green"/>
-        </w:rPr>
         <w:t>ЗП. Часть 1</w:t>
       </w:r>
+      <w:bookmarkEnd w:id="25"/>
     </w:p>
     <w:tbl>
       <w:tblPr>
@@ -14480,7 +14303,6 @@
               <w:rPr>
                 <w:b w:val="0"/>
               </w:rPr>
-              <w:lastRenderedPageBreak/>
               <w:t>Клеммы на устройстве</w:t>
             </w:r>
           </w:p>
@@ -15233,6 +15055,81 @@
               <w:jc w:val="left"/>
             </w:pPr>
             <w:r>
+              <w:t>ПС: Пуск</w:t>
+            </w:r>
+          </w:p>
+        </w:tc>
+      </w:tr>
+      <w:tr>
+        <w:tc>
+          <w:tcPr>
+            <w:tcW w:w="2479" w:type="dxa"/>
+          </w:tcPr>
+          <w:p>
+            <w:pPr>
+              <w:pStyle w:val="af0"/>
+            </w:pPr>
+            <w:r>
+              <w:t>М10.</w:t>
+            </w:r>
+            <w:r>
+              <w:rPr>
+                <w:lang w:val="en-US"/>
+              </w:rPr>
+              <w:t>X</w:t>
+            </w:r>
+            <w:r>
+              <w:t>В:</w:t>
+            </w:r>
+            <w:r>
+              <w:rPr>
+                <w:lang w:val="en-US"/>
+              </w:rPr>
+              <w:t>7</w:t>
+            </w:r>
+            <w:r>
+              <w:t xml:space="preserve"> – М10.</w:t>
+            </w:r>
+            <w:r>
+              <w:rPr>
+                <w:lang w:val="en-US"/>
+              </w:rPr>
+              <w:t>XB</w:t>
+            </w:r>
+            <w:r>
+              <w:t>:</w:t>
+            </w:r>
+            <w:r>
+              <w:rPr>
+                <w:lang w:val="en-US"/>
+              </w:rPr>
+              <w:t>5</w:t>
+            </w:r>
+          </w:p>
+        </w:tc>
+        <w:tc>
+          <w:tcPr>
+            <w:tcW w:w="2212" w:type="dxa"/>
+          </w:tcPr>
+          <w:p>
+            <w:pPr>
+              <w:pStyle w:val="af0"/>
+            </w:pPr>
+            <w:r>
+              <w:t>М10.К3</w:t>
+            </w:r>
+          </w:p>
+        </w:tc>
+        <w:tc>
+          <w:tcPr>
+            <w:tcW w:w="4914" w:type="dxa"/>
+          </w:tcPr>
+          <w:p>
+            <w:pPr>
+              <w:pStyle w:val="af0"/>
+              <w:jc w:val="left"/>
+            </w:pPr>
+            <w:r>
               <w:t>Резерв</w:t>
             </w:r>
           </w:p>
@@ -15281,7 +15178,7 @@
               <w:rPr>
                 <w:lang w:val="en-US"/>
               </w:rPr>
-              <w:t>5</w:t>
+              <w:t>6</w:t>
             </w:r>
           </w:p>
         </w:tc>
@@ -15294,7 +15191,7 @@
               <w:pStyle w:val="af0"/>
             </w:pPr>
             <w:r>
-              <w:t>М10.К3</w:t>
+              <w:t>М10.К4</w:t>
             </w:r>
           </w:p>
         </w:tc>
@@ -15323,6 +15220,7 @@
               <w:pStyle w:val="af0"/>
             </w:pPr>
             <w:r>
+              <w:lastRenderedPageBreak/>
               <w:t>М10.</w:t>
             </w:r>
             <w:r>
@@ -15332,7 +15230,173 @@
               <w:t>X</w:t>
             </w:r>
             <w:r>
-              <w:t>В:</w:t>
+              <w:t>В</w:t>
+            </w:r>
+            <w:r>
+              <w:rPr>
+                <w:lang w:val="en-US"/>
+              </w:rPr>
+              <w:t>:10</w:t>
+            </w:r>
+            <w:r>
+              <w:t xml:space="preserve"> – М10.</w:t>
+            </w:r>
+            <w:r>
+              <w:rPr>
+                <w:lang w:val="en-US"/>
+              </w:rPr>
+              <w:t>XB:8</w:t>
+            </w:r>
+          </w:p>
+        </w:tc>
+        <w:tc>
+          <w:tcPr>
+            <w:tcW w:w="2212" w:type="dxa"/>
+          </w:tcPr>
+          <w:p>
+            <w:pPr>
+              <w:pStyle w:val="af0"/>
+            </w:pPr>
+            <w:r>
+              <w:t>М10.К5</w:t>
+            </w:r>
+          </w:p>
+        </w:tc>
+        <w:tc>
+          <w:tcPr>
+            <w:tcW w:w="4914" w:type="dxa"/>
+          </w:tcPr>
+          <w:p>
+            <w:pPr>
+              <w:pStyle w:val="af0"/>
+              <w:jc w:val="left"/>
+            </w:pPr>
+            <w:r>
+              <w:t>Резерв</w:t>
+            </w:r>
+          </w:p>
+        </w:tc>
+      </w:tr>
+      <w:tr>
+        <w:tc>
+          <w:tcPr>
+            <w:tcW w:w="2479" w:type="dxa"/>
+          </w:tcPr>
+          <w:p>
+            <w:pPr>
+              <w:pStyle w:val="af0"/>
+            </w:pPr>
+            <w:r>
+              <w:t>М10</w:t>
+            </w:r>
+            <w:r>
+              <w:rPr>
+                <w:lang w:val="en-US"/>
+              </w:rPr>
+              <w:t>.X</w:t>
+            </w:r>
+            <w:r>
+              <w:t>В</w:t>
+            </w:r>
+            <w:r>
+              <w:rPr>
+                <w:lang w:val="en-US"/>
+              </w:rPr>
+              <w:t xml:space="preserve">:10 – </w:t>
+            </w:r>
+            <w:r>
+              <w:t>М10</w:t>
+            </w:r>
+            <w:r>
+              <w:rPr>
+                <w:lang w:val="en-US"/>
+              </w:rPr>
+              <w:t>.XB:9</w:t>
+            </w:r>
+          </w:p>
+        </w:tc>
+        <w:tc>
+          <w:tcPr>
+            <w:tcW w:w="2212" w:type="dxa"/>
+          </w:tcPr>
+          <w:p>
+            <w:pPr>
+              <w:pStyle w:val="af0"/>
+            </w:pPr>
+            <w:r>
+              <w:t>М10.К</w:t>
+            </w:r>
+            <w:r>
+              <w:rPr>
+                <w:lang w:val="en-US"/>
+              </w:rPr>
+              <w:t>6</w:t>
+            </w:r>
+          </w:p>
+        </w:tc>
+        <w:tc>
+          <w:tcPr>
+            <w:tcW w:w="4914" w:type="dxa"/>
+          </w:tcPr>
+          <w:p>
+            <w:pPr>
+              <w:pStyle w:val="af0"/>
+              <w:jc w:val="left"/>
+            </w:pPr>
+            <w:r>
+              <w:t>Резерв</w:t>
+            </w:r>
+          </w:p>
+        </w:tc>
+      </w:tr>
+      <w:tr>
+        <w:tc>
+          <w:tcPr>
+            <w:tcW w:w="2479" w:type="dxa"/>
+          </w:tcPr>
+          <w:p>
+            <w:pPr>
+              <w:pStyle w:val="af0"/>
+            </w:pPr>
+            <w:r>
+              <w:t>М10</w:t>
+            </w:r>
+            <w:r>
+              <w:rPr>
+                <w:lang w:val="en-US"/>
+              </w:rPr>
+              <w:t>.X</w:t>
+            </w:r>
+            <w:r>
+              <w:t>В</w:t>
+            </w:r>
+            <w:r>
+              <w:rPr>
+                <w:lang w:val="en-US"/>
+              </w:rPr>
+              <w:t xml:space="preserve">:13 – </w:t>
+            </w:r>
+            <w:r>
+              <w:t>М10</w:t>
+            </w:r>
+            <w:r>
+              <w:rPr>
+                <w:lang w:val="en-US"/>
+              </w:rPr>
+              <w:t>.XB:12</w:t>
+            </w:r>
+          </w:p>
+        </w:tc>
+        <w:tc>
+          <w:tcPr>
+            <w:tcW w:w="2212" w:type="dxa"/>
+          </w:tcPr>
+          <w:p>
+            <w:pPr>
+              <w:pStyle w:val="af0"/>
+            </w:pPr>
+            <w:r>
+              <w:t>М10.К</w:t>
             </w:r>
             <w:r>
               <w:rPr>
@@ -15340,37 +15404,6 @@
               </w:rPr>
               <w:t>7</w:t>
             </w:r>
-            <w:r>
-              <w:t xml:space="preserve"> – М10.</w:t>
-            </w:r>
-            <w:r>
-              <w:rPr>
-                <w:lang w:val="en-US"/>
-              </w:rPr>
-              <w:t>XB</w:t>
-            </w:r>
-            <w:r>
-              <w:t>:</w:t>
-            </w:r>
-            <w:r>
-              <w:rPr>
-                <w:lang w:val="en-US"/>
-              </w:rPr>
-              <w:t>6</w:t>
-            </w:r>
-          </w:p>
-        </w:tc>
-        <w:tc>
-          <w:tcPr>
-            <w:tcW w:w="2212" w:type="dxa"/>
-          </w:tcPr>
-          <w:p>
-            <w:pPr>
-              <w:pStyle w:val="af0"/>
-            </w:pPr>
-            <w:r>
-              <w:t>М10.К4</w:t>
-            </w:r>
           </w:p>
         </w:tc>
         <w:tc>
@@ -15384,273 +15417,6 @@
             </w:pPr>
             <w:r>
               <w:t>Резерв</w:t>
-            </w:r>
-          </w:p>
-        </w:tc>
-      </w:tr>
-      <w:tr>
-        <w:tc>
-          <w:tcPr>
-            <w:tcW w:w="2479" w:type="dxa"/>
-          </w:tcPr>
-          <w:p>
-            <w:pPr>
-              <w:pStyle w:val="af0"/>
-            </w:pPr>
-            <w:r>
-              <w:t>М10.</w:t>
-            </w:r>
-            <w:r>
-              <w:rPr>
-                <w:lang w:val="en-US"/>
-              </w:rPr>
-              <w:t>X</w:t>
-            </w:r>
-            <w:r>
-              <w:t>В</w:t>
-            </w:r>
-            <w:r>
-              <w:rPr>
-                <w:lang w:val="en-US"/>
-              </w:rPr>
-              <w:t>:10</w:t>
-            </w:r>
-            <w:r>
-              <w:t xml:space="preserve"> – М10.</w:t>
-            </w:r>
-            <w:r>
-              <w:rPr>
-                <w:lang w:val="en-US"/>
-              </w:rPr>
-              <w:t>XB:8</w:t>
-            </w:r>
-          </w:p>
-        </w:tc>
-        <w:tc>
-          <w:tcPr>
-            <w:tcW w:w="2212" w:type="dxa"/>
-          </w:tcPr>
-          <w:p>
-            <w:pPr>
-              <w:pStyle w:val="af0"/>
-            </w:pPr>
-            <w:r>
-              <w:t>М10.К5</w:t>
-            </w:r>
-          </w:p>
-        </w:tc>
-        <w:tc>
-          <w:tcPr>
-            <w:tcW w:w="4914" w:type="dxa"/>
-          </w:tcPr>
-          <w:p>
-            <w:pPr>
-              <w:pStyle w:val="af0"/>
-              <w:jc w:val="left"/>
-            </w:pPr>
-            <w:r>
-              <w:t>Резерв</w:t>
-            </w:r>
-          </w:p>
-        </w:tc>
-      </w:tr>
-      <w:tr>
-        <w:tc>
-          <w:tcPr>
-            <w:tcW w:w="2479" w:type="dxa"/>
-          </w:tcPr>
-          <w:p>
-            <w:pPr>
-              <w:pStyle w:val="af0"/>
-            </w:pPr>
-            <w:r>
-              <w:t>М10</w:t>
-            </w:r>
-            <w:r>
-              <w:rPr>
-                <w:lang w:val="en-US"/>
-              </w:rPr>
-              <w:t>.X</w:t>
-            </w:r>
-            <w:r>
-              <w:t>В</w:t>
-            </w:r>
-            <w:r>
-              <w:rPr>
-                <w:lang w:val="en-US"/>
-              </w:rPr>
-              <w:t xml:space="preserve">:10 – </w:t>
-            </w:r>
-            <w:r>
-              <w:t>М10</w:t>
-            </w:r>
-            <w:r>
-              <w:rPr>
-                <w:lang w:val="en-US"/>
-              </w:rPr>
-              <w:t>.XB:9</w:t>
-            </w:r>
-          </w:p>
-        </w:tc>
-        <w:tc>
-          <w:tcPr>
-            <w:tcW w:w="2212" w:type="dxa"/>
-          </w:tcPr>
-          <w:p>
-            <w:pPr>
-              <w:pStyle w:val="af0"/>
-            </w:pPr>
-            <w:r>
-              <w:t>М10.К</w:t>
-            </w:r>
-            <w:r>
-              <w:rPr>
-                <w:lang w:val="en-US"/>
-              </w:rPr>
-              <w:t>6</w:t>
-            </w:r>
-          </w:p>
-        </w:tc>
-        <w:tc>
-          <w:tcPr>
-            <w:tcW w:w="4914" w:type="dxa"/>
-          </w:tcPr>
-          <w:p>
-            <w:pPr>
-              <w:pStyle w:val="af0"/>
-              <w:jc w:val="left"/>
-            </w:pPr>
-            <w:r>
-              <w:t>Резерв</w:t>
-            </w:r>
-          </w:p>
-        </w:tc>
-      </w:tr>
-      <w:tr>
-        <w:tc>
-          <w:tcPr>
-            <w:tcW w:w="2479" w:type="dxa"/>
-          </w:tcPr>
-          <w:p>
-            <w:pPr>
-              <w:pStyle w:val="af0"/>
-            </w:pPr>
-            <w:r>
-              <w:t>М10</w:t>
-            </w:r>
-            <w:r>
-              <w:rPr>
-                <w:lang w:val="en-US"/>
-              </w:rPr>
-              <w:t>.X</w:t>
-            </w:r>
-            <w:r>
-              <w:t>В</w:t>
-            </w:r>
-            <w:r>
-              <w:rPr>
-                <w:lang w:val="en-US"/>
-              </w:rPr>
-              <w:t xml:space="preserve">:13 – </w:t>
-            </w:r>
-            <w:r>
-              <w:t>М10</w:t>
-            </w:r>
-            <w:r>
-              <w:rPr>
-                <w:lang w:val="en-US"/>
-              </w:rPr>
-              <w:t>.XB:12</w:t>
-            </w:r>
-          </w:p>
-        </w:tc>
-        <w:tc>
-          <w:tcPr>
-            <w:tcW w:w="2212" w:type="dxa"/>
-          </w:tcPr>
-          <w:p>
-            <w:pPr>
-              <w:pStyle w:val="af0"/>
-            </w:pPr>
-            <w:r>
-              <w:t>М10.К</w:t>
-            </w:r>
-            <w:r>
-              <w:rPr>
-                <w:lang w:val="en-US"/>
-              </w:rPr>
-              <w:t>7</w:t>
-            </w:r>
-          </w:p>
-        </w:tc>
-        <w:tc>
-          <w:tcPr>
-            <w:tcW w:w="4914" w:type="dxa"/>
-          </w:tcPr>
-          <w:p>
-            <w:pPr>
-              <w:pStyle w:val="af0"/>
-              <w:jc w:val="left"/>
-            </w:pPr>
-            <w:r>
-              <w:t>Резерв</w:t>
-            </w:r>
-          </w:p>
-        </w:tc>
-      </w:tr>
-      <w:tr>
-        <w:tc>
-          <w:tcPr>
-            <w:tcW w:w="2479" w:type="dxa"/>
-          </w:tcPr>
-          <w:p>
-            <w:pPr>
-              <w:pStyle w:val="af0"/>
-            </w:pPr>
-            <w:r>
-              <w:t>М</w:t>
-            </w:r>
-            <w:r>
-              <w:rPr>
-                <w:lang w:val="en-US"/>
-              </w:rPr>
-              <w:t xml:space="preserve">1.XP:2 - </w:t>
-            </w:r>
-            <w:r>
-              <w:t>М</w:t>
-            </w:r>
-            <w:r>
-              <w:rPr>
-                <w:lang w:val="en-US"/>
-              </w:rPr>
-              <w:t>1.XP:1</w:t>
-            </w:r>
-          </w:p>
-        </w:tc>
-        <w:tc>
-          <w:tcPr>
-            <w:tcW w:w="2212" w:type="dxa"/>
-          </w:tcPr>
-          <w:p>
-            <w:pPr>
-              <w:pStyle w:val="af0"/>
-            </w:pPr>
-            <w:r>
-              <w:t>М1.К1</w:t>
-            </w:r>
-          </w:p>
-        </w:tc>
-        <w:tc>
-          <w:tcPr>
-            <w:tcW w:w="4914" w:type="dxa"/>
-          </w:tcPr>
-          <w:p>
-            <w:pPr>
-              <w:pStyle w:val="af0"/>
-              <w:jc w:val="left"/>
-            </w:pPr>
-            <w:r>
-              <w:t>ПС: Пуск</w:t>
             </w:r>
           </w:p>
         </w:tc>
@@ -15659,22 +15425,15 @@
     <w:p>
       <w:pPr>
         <w:pStyle w:val="a"/>
-        <w:rPr>
-          <w:highlight w:val="green"/>
-        </w:rPr>
       </w:pPr>
+      <w:bookmarkStart w:id="26" w:name="_Ref198637460"/>
       <w:r>
-        <w:rPr>
-          <w:highlight w:val="green"/>
-        </w:rPr>
         <w:t xml:space="preserve">Выходные реле устройства ЮНИТ-М300 для проверки </w:t>
       </w:r>
       <w:r>
-        <w:rPr>
-          <w:highlight w:val="green"/>
-        </w:rPr>
         <w:t>ЗП. Часть 2</w:t>
       </w:r>
+      <w:bookmarkEnd w:id="26"/>
     </w:p>
     <w:tbl>
       <w:tblPr>
@@ -16920,22 +16679,15 @@
     <w:p>
       <w:pPr>
         <w:pStyle w:val="a"/>
-        <w:rPr>
-          <w:highlight w:val="green"/>
-        </w:rPr>
       </w:pPr>
+      <w:bookmarkStart w:id="27" w:name="_Ref198637477"/>
       <w:r>
-        <w:rPr>
-          <w:highlight w:val="green"/>
-        </w:rPr>
         <w:t xml:space="preserve">Выходные реле устройства ЮНИТ-М300 для проверки </w:t>
       </w:r>
       <w:r>
-        <w:rPr>
-          <w:highlight w:val="green"/>
-        </w:rPr>
         <w:t>РТПО. Часть 1</w:t>
       </w:r>
+      <w:bookmarkEnd w:id="27"/>
     </w:p>
     <w:tbl>
       <w:tblPr>
@@ -17659,6 +17411,66 @@
               <w:jc w:val="left"/>
             </w:pPr>
             <w:r>
+              <w:t>ПС: Пуск</w:t>
+            </w:r>
+          </w:p>
+        </w:tc>
+      </w:tr>
+      <w:tr>
+        <w:tc>
+          <w:tcPr>
+            <w:tcW w:w="2479" w:type="dxa"/>
+          </w:tcPr>
+          <w:p>
+            <w:pPr>
+              <w:pStyle w:val="af0"/>
+            </w:pPr>
+            <w:r>
+              <w:t>М10.</w:t>
+            </w:r>
+            <w:r>
+              <w:rPr>
+                <w:lang w:val="en-US"/>
+              </w:rPr>
+              <w:t>X</w:t>
+            </w:r>
+            <w:r>
+              <w:t>В:3 – М10.</w:t>
+            </w:r>
+            <w:r>
+              <w:rPr>
+                <w:lang w:val="en-US"/>
+              </w:rPr>
+              <w:t>XB</w:t>
+            </w:r>
+            <w:r>
+              <w:t>:4</w:t>
+            </w:r>
+          </w:p>
+        </w:tc>
+        <w:tc>
+          <w:tcPr>
+            <w:tcW w:w="2212" w:type="dxa"/>
+          </w:tcPr>
+          <w:p>
+            <w:pPr>
+              <w:pStyle w:val="af0"/>
+            </w:pPr>
+            <w:r>
+              <w:t>М10.К2</w:t>
+            </w:r>
+          </w:p>
+        </w:tc>
+        <w:tc>
+          <w:tcPr>
+            <w:tcW w:w="4914" w:type="dxa"/>
+          </w:tcPr>
+          <w:p>
+            <w:pPr>
+              <w:pStyle w:val="af0"/>
+              <w:jc w:val="left"/>
+            </w:pPr>
+            <w:r>
               <w:t>Резерв</w:t>
             </w:r>
           </w:p>
@@ -17683,7 +17495,16 @@
               <w:t>X</w:t>
             </w:r>
             <w:r>
-              <w:t>В:3 – М10.</w:t>
+              <w:t>В:</w:t>
+            </w:r>
+            <w:r>
+              <w:rPr>
+                <w:lang w:val="en-US"/>
+              </w:rPr>
+              <w:t>7</w:t>
+            </w:r>
+            <w:r>
+              <w:t xml:space="preserve"> – М10.</w:t>
             </w:r>
             <w:r>
               <w:rPr>
@@ -17692,7 +17513,13 @@
               <w:t>XB</w:t>
             </w:r>
             <w:r>
-              <w:t>:4</w:t>
+              <w:t>:</w:t>
+            </w:r>
+            <w:r>
+              <w:rPr>
+                <w:lang w:val="en-US"/>
+              </w:rPr>
+              <w:t>5</w:t>
             </w:r>
           </w:p>
         </w:tc>
@@ -17705,7 +17532,7 @@
               <w:pStyle w:val="af0"/>
             </w:pPr>
             <w:r>
-              <w:t>М10.К2</w:t>
+              <w:t>М10.К3</w:t>
             </w:r>
           </w:p>
         </w:tc>
@@ -17767,7 +17594,7 @@
               <w:rPr>
                 <w:lang w:val="en-US"/>
               </w:rPr>
-              <w:t>5</w:t>
+              <w:t>6</w:t>
             </w:r>
           </w:p>
         </w:tc>
@@ -17780,7 +17607,7 @@
               <w:pStyle w:val="af0"/>
             </w:pPr>
             <w:r>
-              <w:t>М10.К3</w:t>
+              <w:t>М10.К4</w:t>
             </w:r>
           </w:p>
         </w:tc>
@@ -17809,7 +17636,6 @@
               <w:pStyle w:val="af0"/>
             </w:pPr>
             <w:r>
-              <w:lastRenderedPageBreak/>
               <w:t>М10.</w:t>
             </w:r>
             <w:r>
@@ -17819,7 +17645,173 @@
               <w:t>X</w:t>
             </w:r>
             <w:r>
-              <w:t>В:</w:t>
+              <w:t>В</w:t>
+            </w:r>
+            <w:r>
+              <w:rPr>
+                <w:lang w:val="en-US"/>
+              </w:rPr>
+              <w:t>:10</w:t>
+            </w:r>
+            <w:r>
+              <w:t xml:space="preserve"> – М10.</w:t>
+            </w:r>
+            <w:r>
+              <w:rPr>
+                <w:lang w:val="en-US"/>
+              </w:rPr>
+              <w:t>XB:8</w:t>
+            </w:r>
+          </w:p>
+        </w:tc>
+        <w:tc>
+          <w:tcPr>
+            <w:tcW w:w="2212" w:type="dxa"/>
+          </w:tcPr>
+          <w:p>
+            <w:pPr>
+              <w:pStyle w:val="af0"/>
+            </w:pPr>
+            <w:r>
+              <w:t>М10.К5</w:t>
+            </w:r>
+          </w:p>
+        </w:tc>
+        <w:tc>
+          <w:tcPr>
+            <w:tcW w:w="4914" w:type="dxa"/>
+          </w:tcPr>
+          <w:p>
+            <w:pPr>
+              <w:pStyle w:val="af0"/>
+              <w:jc w:val="left"/>
+            </w:pPr>
+            <w:r>
+              <w:t>Резерв</w:t>
+            </w:r>
+          </w:p>
+        </w:tc>
+      </w:tr>
+      <w:tr>
+        <w:tc>
+          <w:tcPr>
+            <w:tcW w:w="2479" w:type="dxa"/>
+          </w:tcPr>
+          <w:p>
+            <w:pPr>
+              <w:pStyle w:val="af0"/>
+            </w:pPr>
+            <w:r>
+              <w:t>М10</w:t>
+            </w:r>
+            <w:r>
+              <w:rPr>
+                <w:lang w:val="en-US"/>
+              </w:rPr>
+              <w:t>.X</w:t>
+            </w:r>
+            <w:r>
+              <w:t>В</w:t>
+            </w:r>
+            <w:r>
+              <w:rPr>
+                <w:lang w:val="en-US"/>
+              </w:rPr>
+              <w:t xml:space="preserve">:10 – </w:t>
+            </w:r>
+            <w:r>
+              <w:t>М10</w:t>
+            </w:r>
+            <w:r>
+              <w:rPr>
+                <w:lang w:val="en-US"/>
+              </w:rPr>
+              <w:t>.XB:9</w:t>
+            </w:r>
+          </w:p>
+        </w:tc>
+        <w:tc>
+          <w:tcPr>
+            <w:tcW w:w="2212" w:type="dxa"/>
+          </w:tcPr>
+          <w:p>
+            <w:pPr>
+              <w:pStyle w:val="af0"/>
+            </w:pPr>
+            <w:r>
+              <w:t>М10.К</w:t>
+            </w:r>
+            <w:r>
+              <w:rPr>
+                <w:lang w:val="en-US"/>
+              </w:rPr>
+              <w:t>6</w:t>
+            </w:r>
+          </w:p>
+        </w:tc>
+        <w:tc>
+          <w:tcPr>
+            <w:tcW w:w="4914" w:type="dxa"/>
+          </w:tcPr>
+          <w:p>
+            <w:pPr>
+              <w:pStyle w:val="af0"/>
+              <w:jc w:val="left"/>
+            </w:pPr>
+            <w:r>
+              <w:t>Резерв</w:t>
+            </w:r>
+          </w:p>
+        </w:tc>
+      </w:tr>
+      <w:tr>
+        <w:tc>
+          <w:tcPr>
+            <w:tcW w:w="2479" w:type="dxa"/>
+          </w:tcPr>
+          <w:p>
+            <w:pPr>
+              <w:pStyle w:val="af0"/>
+            </w:pPr>
+            <w:r>
+              <w:t>М10</w:t>
+            </w:r>
+            <w:r>
+              <w:rPr>
+                <w:lang w:val="en-US"/>
+              </w:rPr>
+              <w:t>.X</w:t>
+            </w:r>
+            <w:r>
+              <w:t>В</w:t>
+            </w:r>
+            <w:r>
+              <w:rPr>
+                <w:lang w:val="en-US"/>
+              </w:rPr>
+              <w:t xml:space="preserve">:13 – </w:t>
+            </w:r>
+            <w:r>
+              <w:t>М10</w:t>
+            </w:r>
+            <w:r>
+              <w:rPr>
+                <w:lang w:val="en-US"/>
+              </w:rPr>
+              <w:t>.XB:12</w:t>
+            </w:r>
+          </w:p>
+        </w:tc>
+        <w:tc>
+          <w:tcPr>
+            <w:tcW w:w="2212" w:type="dxa"/>
+          </w:tcPr>
+          <w:p>
+            <w:pPr>
+              <w:pStyle w:val="af0"/>
+            </w:pPr>
+            <w:r>
+              <w:t>М10.К</w:t>
             </w:r>
             <w:r>
               <w:rPr>
@@ -17827,37 +17819,6 @@
               </w:rPr>
               <w:t>7</w:t>
             </w:r>
-            <w:r>
-              <w:t xml:space="preserve"> – М10.</w:t>
-            </w:r>
-            <w:r>
-              <w:rPr>
-                <w:lang w:val="en-US"/>
-              </w:rPr>
-              <w:t>XB</w:t>
-            </w:r>
-            <w:r>
-              <w:t>:</w:t>
-            </w:r>
-            <w:r>
-              <w:rPr>
-                <w:lang w:val="en-US"/>
-              </w:rPr>
-              <w:t>6</w:t>
-            </w:r>
-          </w:p>
-        </w:tc>
-        <w:tc>
-          <w:tcPr>
-            <w:tcW w:w="2212" w:type="dxa"/>
-          </w:tcPr>
-          <w:p>
-            <w:pPr>
-              <w:pStyle w:val="af0"/>
-            </w:pPr>
-            <w:r>
-              <w:t>М10.К4</w:t>
-            </w:r>
           </w:p>
         </w:tc>
         <w:tc>
@@ -17871,273 +17832,6 @@
             </w:pPr>
             <w:r>
               <w:t>Резерв</w:t>
-            </w:r>
-          </w:p>
-        </w:tc>
-      </w:tr>
-      <w:tr>
-        <w:tc>
-          <w:tcPr>
-            <w:tcW w:w="2479" w:type="dxa"/>
-          </w:tcPr>
-          <w:p>
-            <w:pPr>
-              <w:pStyle w:val="af0"/>
-            </w:pPr>
-            <w:r>
-              <w:t>М10.</w:t>
-            </w:r>
-            <w:r>
-              <w:rPr>
-                <w:lang w:val="en-US"/>
-              </w:rPr>
-              <w:t>X</w:t>
-            </w:r>
-            <w:r>
-              <w:t>В</w:t>
-            </w:r>
-            <w:r>
-              <w:rPr>
-                <w:lang w:val="en-US"/>
-              </w:rPr>
-              <w:t>:10</w:t>
-            </w:r>
-            <w:r>
-              <w:t xml:space="preserve"> – М10.</w:t>
-            </w:r>
-            <w:r>
-              <w:rPr>
-                <w:lang w:val="en-US"/>
-              </w:rPr>
-              <w:t>XB:8</w:t>
-            </w:r>
-          </w:p>
-        </w:tc>
-        <w:tc>
-          <w:tcPr>
-            <w:tcW w:w="2212" w:type="dxa"/>
-          </w:tcPr>
-          <w:p>
-            <w:pPr>
-              <w:pStyle w:val="af0"/>
-            </w:pPr>
-            <w:r>
-              <w:t>М10.К5</w:t>
-            </w:r>
-          </w:p>
-        </w:tc>
-        <w:tc>
-          <w:tcPr>
-            <w:tcW w:w="4914" w:type="dxa"/>
-          </w:tcPr>
-          <w:p>
-            <w:pPr>
-              <w:pStyle w:val="af0"/>
-              <w:jc w:val="left"/>
-            </w:pPr>
-            <w:r>
-              <w:t>Резерв</w:t>
-            </w:r>
-          </w:p>
-        </w:tc>
-      </w:tr>
-      <w:tr>
-        <w:tc>
-          <w:tcPr>
-            <w:tcW w:w="2479" w:type="dxa"/>
-          </w:tcPr>
-          <w:p>
-            <w:pPr>
-              <w:pStyle w:val="af0"/>
-            </w:pPr>
-            <w:r>
-              <w:t>М10</w:t>
-            </w:r>
-            <w:r>
-              <w:rPr>
-                <w:lang w:val="en-US"/>
-              </w:rPr>
-              <w:t>.X</w:t>
-            </w:r>
-            <w:r>
-              <w:t>В</w:t>
-            </w:r>
-            <w:r>
-              <w:rPr>
-                <w:lang w:val="en-US"/>
-              </w:rPr>
-              <w:t xml:space="preserve">:10 – </w:t>
-            </w:r>
-            <w:r>
-              <w:t>М10</w:t>
-            </w:r>
-            <w:r>
-              <w:rPr>
-                <w:lang w:val="en-US"/>
-              </w:rPr>
-              <w:t>.XB:9</w:t>
-            </w:r>
-          </w:p>
-        </w:tc>
-        <w:tc>
-          <w:tcPr>
-            <w:tcW w:w="2212" w:type="dxa"/>
-          </w:tcPr>
-          <w:p>
-            <w:pPr>
-              <w:pStyle w:val="af0"/>
-            </w:pPr>
-            <w:r>
-              <w:t>М10.К</w:t>
-            </w:r>
-            <w:r>
-              <w:rPr>
-                <w:lang w:val="en-US"/>
-              </w:rPr>
-              <w:t>6</w:t>
-            </w:r>
-          </w:p>
-        </w:tc>
-        <w:tc>
-          <w:tcPr>
-            <w:tcW w:w="4914" w:type="dxa"/>
-          </w:tcPr>
-          <w:p>
-            <w:pPr>
-              <w:pStyle w:val="af0"/>
-              <w:jc w:val="left"/>
-            </w:pPr>
-            <w:r>
-              <w:t>Резерв</w:t>
-            </w:r>
-          </w:p>
-        </w:tc>
-      </w:tr>
-      <w:tr>
-        <w:tc>
-          <w:tcPr>
-            <w:tcW w:w="2479" w:type="dxa"/>
-          </w:tcPr>
-          <w:p>
-            <w:pPr>
-              <w:pStyle w:val="af0"/>
-            </w:pPr>
-            <w:r>
-              <w:t>М10</w:t>
-            </w:r>
-            <w:r>
-              <w:rPr>
-                <w:lang w:val="en-US"/>
-              </w:rPr>
-              <w:t>.X</w:t>
-            </w:r>
-            <w:r>
-              <w:t>В</w:t>
-            </w:r>
-            <w:r>
-              <w:rPr>
-                <w:lang w:val="en-US"/>
-              </w:rPr>
-              <w:t xml:space="preserve">:13 – </w:t>
-            </w:r>
-            <w:r>
-              <w:t>М10</w:t>
-            </w:r>
-            <w:r>
-              <w:rPr>
-                <w:lang w:val="en-US"/>
-              </w:rPr>
-              <w:t>.XB:12</w:t>
-            </w:r>
-          </w:p>
-        </w:tc>
-        <w:tc>
-          <w:tcPr>
-            <w:tcW w:w="2212" w:type="dxa"/>
-          </w:tcPr>
-          <w:p>
-            <w:pPr>
-              <w:pStyle w:val="af0"/>
-            </w:pPr>
-            <w:r>
-              <w:t>М10.К</w:t>
-            </w:r>
-            <w:r>
-              <w:rPr>
-                <w:lang w:val="en-US"/>
-              </w:rPr>
-              <w:t>7</w:t>
-            </w:r>
-          </w:p>
-        </w:tc>
-        <w:tc>
-          <w:tcPr>
-            <w:tcW w:w="4914" w:type="dxa"/>
-          </w:tcPr>
-          <w:p>
-            <w:pPr>
-              <w:pStyle w:val="af0"/>
-              <w:jc w:val="left"/>
-            </w:pPr>
-            <w:r>
-              <w:t>Резерв</w:t>
-            </w:r>
-          </w:p>
-        </w:tc>
-      </w:tr>
-      <w:tr>
-        <w:tc>
-          <w:tcPr>
-            <w:tcW w:w="2479" w:type="dxa"/>
-          </w:tcPr>
-          <w:p>
-            <w:pPr>
-              <w:pStyle w:val="af0"/>
-            </w:pPr>
-            <w:r>
-              <w:t>М</w:t>
-            </w:r>
-            <w:r>
-              <w:rPr>
-                <w:lang w:val="en-US"/>
-              </w:rPr>
-              <w:t xml:space="preserve">1.XP:2 - </w:t>
-            </w:r>
-            <w:r>
-              <w:t>М</w:t>
-            </w:r>
-            <w:r>
-              <w:rPr>
-                <w:lang w:val="en-US"/>
-              </w:rPr>
-              <w:t>1.XP:1</w:t>
-            </w:r>
-          </w:p>
-        </w:tc>
-        <w:tc>
-          <w:tcPr>
-            <w:tcW w:w="2212" w:type="dxa"/>
-          </w:tcPr>
-          <w:p>
-            <w:pPr>
-              <w:pStyle w:val="af0"/>
-            </w:pPr>
-            <w:r>
-              <w:t>М1.К1</w:t>
-            </w:r>
-          </w:p>
-        </w:tc>
-        <w:tc>
-          <w:tcPr>
-            <w:tcW w:w="4914" w:type="dxa"/>
-          </w:tcPr>
-          <w:p>
-            <w:pPr>
-              <w:pStyle w:val="af0"/>
-              <w:jc w:val="left"/>
-            </w:pPr>
-            <w:r>
-              <w:t>ПС: Пуск</w:t>
             </w:r>
           </w:p>
         </w:tc>
@@ -18146,22 +17840,12 @@
     <w:p>
       <w:pPr>
         <w:pStyle w:val="a"/>
-        <w:rPr>
-          <w:highlight w:val="green"/>
-        </w:rPr>
       </w:pPr>
+      <w:bookmarkStart w:id="28" w:name="_Ref198637493"/>
       <w:r>
-        <w:rPr>
-          <w:highlight w:val="green"/>
-        </w:rPr>
-        <w:t xml:space="preserve">Выходные реле устройства ЮНИТ-М300 для проверки </w:t>
+        <w:t>Выходные реле устройства ЮНИТ-М300 для проверки РТПО. Часть 2</w:t>
       </w:r>
-      <w:r>
-        <w:rPr>
-          <w:highlight w:val="green"/>
-        </w:rPr>
-        <w:t>РТПО. Часть 2</w:t>
-      </w:r>
+      <w:bookmarkEnd w:id="28"/>
     </w:p>
     <w:tbl>
       <w:tblPr>
@@ -18660,6 +18344,7 @@
               </w:rPr>
             </w:pPr>
             <w:r>
+              <w:lastRenderedPageBreak/>
               <w:t>М9</w:t>
             </w:r>
             <w:r>
@@ -19239,6 +18924,78 @@
               <w:jc w:val="left"/>
             </w:pPr>
             <w:r>
+              <w:t>ПС: Пуск</w:t>
+            </w:r>
+          </w:p>
+        </w:tc>
+      </w:tr>
+      <w:tr>
+        <w:tc>
+          <w:tcPr>
+            <w:tcW w:w="2479" w:type="dxa"/>
+          </w:tcPr>
+          <w:p>
+            <w:pPr>
+              <w:pStyle w:val="af0"/>
+            </w:pPr>
+            <w:r>
+              <w:t>М10</w:t>
+            </w:r>
+            <w:r>
+              <w:rPr>
+                <w:lang w:val="en-US"/>
+              </w:rPr>
+              <w:t>.X</w:t>
+            </w:r>
+            <w:r>
+              <w:t>В</w:t>
+            </w:r>
+            <w:r>
+              <w:rPr>
+                <w:lang w:val="en-US"/>
+              </w:rPr>
+              <w:t xml:space="preserve">:10 – </w:t>
+            </w:r>
+            <w:r>
+              <w:t>М10</w:t>
+            </w:r>
+            <w:r>
+              <w:rPr>
+                <w:lang w:val="en-US"/>
+              </w:rPr>
+              <w:t>.XB:9</w:t>
+            </w:r>
+          </w:p>
+        </w:tc>
+        <w:tc>
+          <w:tcPr>
+            <w:tcW w:w="2212" w:type="dxa"/>
+          </w:tcPr>
+          <w:p>
+            <w:pPr>
+              <w:pStyle w:val="af0"/>
+            </w:pPr>
+            <w:r>
+              <w:t>М10.К</w:t>
+            </w:r>
+            <w:r>
+              <w:rPr>
+                <w:lang w:val="en-US"/>
+              </w:rPr>
+              <w:t>6</w:t>
+            </w:r>
+          </w:p>
+        </w:tc>
+        <w:tc>
+          <w:tcPr>
+            <w:tcW w:w="4914" w:type="dxa"/>
+          </w:tcPr>
+          <w:p>
+            <w:pPr>
+              <w:pStyle w:val="af0"/>
+              <w:jc w:val="left"/>
+            </w:pPr>
+            <w:r>
               <w:t>Резерв</w:t>
             </w:r>
           </w:p>
@@ -19269,7 +19026,7 @@
               <w:rPr>
                 <w:lang w:val="en-US"/>
               </w:rPr>
-              <w:t xml:space="preserve">:10 – </w:t>
+              <w:t xml:space="preserve">:13 – </w:t>
             </w:r>
             <w:r>
               <w:t>М10</w:t>
@@ -19278,7 +19035,7 @@
               <w:rPr>
                 <w:lang w:val="en-US"/>
               </w:rPr>
-              <w:t>.XB:9</w:t>
+              <w:t>.XB:12</w:t>
             </w:r>
           </w:p>
         </w:tc>
@@ -19297,7 +19054,7 @@
               <w:rPr>
                 <w:lang w:val="en-US"/>
               </w:rPr>
-              <w:t>6</w:t>
+              <w:t>7</w:t>
             </w:r>
           </w:p>
         </w:tc>
@@ -19312,135 +19069,6 @@
             </w:pPr>
             <w:r>
               <w:t>Резерв</w:t>
-            </w:r>
-          </w:p>
-        </w:tc>
-      </w:tr>
-      <w:tr>
-        <w:tc>
-          <w:tcPr>
-            <w:tcW w:w="2479" w:type="dxa"/>
-          </w:tcPr>
-          <w:p>
-            <w:pPr>
-              <w:pStyle w:val="af0"/>
-            </w:pPr>
-            <w:r>
-              <w:t>М10</w:t>
-            </w:r>
-            <w:r>
-              <w:rPr>
-                <w:lang w:val="en-US"/>
-              </w:rPr>
-              <w:t>.X</w:t>
-            </w:r>
-            <w:r>
-              <w:t>В</w:t>
-            </w:r>
-            <w:r>
-              <w:rPr>
-                <w:lang w:val="en-US"/>
-              </w:rPr>
-              <w:t xml:space="preserve">:13 – </w:t>
-            </w:r>
-            <w:r>
-              <w:t>М10</w:t>
-            </w:r>
-            <w:r>
-              <w:rPr>
-                <w:lang w:val="en-US"/>
-              </w:rPr>
-              <w:t>.XB:12</w:t>
-            </w:r>
-          </w:p>
-        </w:tc>
-        <w:tc>
-          <w:tcPr>
-            <w:tcW w:w="2212" w:type="dxa"/>
-          </w:tcPr>
-          <w:p>
-            <w:pPr>
-              <w:pStyle w:val="af0"/>
-            </w:pPr>
-            <w:r>
-              <w:t>М10.К</w:t>
-            </w:r>
-            <w:r>
-              <w:rPr>
-                <w:lang w:val="en-US"/>
-              </w:rPr>
-              <w:t>7</w:t>
-            </w:r>
-          </w:p>
-        </w:tc>
-        <w:tc>
-          <w:tcPr>
-            <w:tcW w:w="4914" w:type="dxa"/>
-          </w:tcPr>
-          <w:p>
-            <w:pPr>
-              <w:pStyle w:val="af0"/>
-              <w:jc w:val="left"/>
-            </w:pPr>
-            <w:r>
-              <w:t>Резерв</w:t>
-            </w:r>
-          </w:p>
-        </w:tc>
-      </w:tr>
-      <w:tr>
-        <w:tc>
-          <w:tcPr>
-            <w:tcW w:w="2479" w:type="dxa"/>
-          </w:tcPr>
-          <w:p>
-            <w:pPr>
-              <w:pStyle w:val="af0"/>
-            </w:pPr>
-            <w:r>
-              <w:t>М</w:t>
-            </w:r>
-            <w:r>
-              <w:rPr>
-                <w:lang w:val="en-US"/>
-              </w:rPr>
-              <w:t xml:space="preserve">1.XP:2 - </w:t>
-            </w:r>
-            <w:r>
-              <w:t>М</w:t>
-            </w:r>
-            <w:r>
-              <w:rPr>
-                <w:lang w:val="en-US"/>
-              </w:rPr>
-              <w:t>1.XP:1</w:t>
-            </w:r>
-          </w:p>
-        </w:tc>
-        <w:tc>
-          <w:tcPr>
-            <w:tcW w:w="2212" w:type="dxa"/>
-          </w:tcPr>
-          <w:p>
-            <w:pPr>
-              <w:pStyle w:val="af0"/>
-            </w:pPr>
-            <w:r>
-              <w:t>М1.К1</w:t>
-            </w:r>
-          </w:p>
-        </w:tc>
-        <w:tc>
-          <w:tcPr>
-            <w:tcW w:w="4914" w:type="dxa"/>
-          </w:tcPr>
-          <w:p>
-            <w:pPr>
-              <w:pStyle w:val="af0"/>
-              <w:jc w:val="left"/>
-            </w:pPr>
-            <w:r>
-              <w:t>ПС: Пуск</w:t>
             </w:r>
           </w:p>
         </w:tc>
@@ -19449,22 +19077,12 @@
     <w:p>
       <w:pPr>
         <w:pStyle w:val="a"/>
-        <w:rPr>
-          <w:highlight w:val="green"/>
-        </w:rPr>
       </w:pPr>
+      <w:bookmarkStart w:id="29" w:name="_Ref198637507"/>
       <w:r>
-        <w:rPr>
-          <w:highlight w:val="green"/>
-        </w:rPr>
-        <w:t xml:space="preserve">Выходные реле устройства ЮНИТ-М300 для проверки </w:t>
+        <w:t>Выходные реле устройства ЮНИТ-М300 для проверки ТО ЗПО. Часть 1</w:t>
       </w:r>
-      <w:r>
-        <w:rPr>
-          <w:highlight w:val="green"/>
-        </w:rPr>
-        <w:t>ТО ЗПО. Часть 1</w:t>
-      </w:r>
+      <w:bookmarkEnd w:id="29"/>
     </w:p>
     <w:tbl>
       <w:tblPr>
@@ -20188,6 +19806,66 @@
               <w:jc w:val="left"/>
             </w:pPr>
             <w:r>
+              <w:t>ПС: Пуск</w:t>
+            </w:r>
+          </w:p>
+        </w:tc>
+      </w:tr>
+      <w:tr>
+        <w:tc>
+          <w:tcPr>
+            <w:tcW w:w="2479" w:type="dxa"/>
+          </w:tcPr>
+          <w:p>
+            <w:pPr>
+              <w:pStyle w:val="af0"/>
+            </w:pPr>
+            <w:r>
+              <w:t>М10.</w:t>
+            </w:r>
+            <w:r>
+              <w:rPr>
+                <w:lang w:val="en-US"/>
+              </w:rPr>
+              <w:t>X</w:t>
+            </w:r>
+            <w:r>
+              <w:t>В:3 – М10.</w:t>
+            </w:r>
+            <w:r>
+              <w:rPr>
+                <w:lang w:val="en-US"/>
+              </w:rPr>
+              <w:t>XB</w:t>
+            </w:r>
+            <w:r>
+              <w:t>:4</w:t>
+            </w:r>
+          </w:p>
+        </w:tc>
+        <w:tc>
+          <w:tcPr>
+            <w:tcW w:w="2212" w:type="dxa"/>
+          </w:tcPr>
+          <w:p>
+            <w:pPr>
+              <w:pStyle w:val="af0"/>
+            </w:pPr>
+            <w:r>
+              <w:t>М10.К2</w:t>
+            </w:r>
+          </w:p>
+        </w:tc>
+        <w:tc>
+          <w:tcPr>
+            <w:tcW w:w="4914" w:type="dxa"/>
+          </w:tcPr>
+          <w:p>
+            <w:pPr>
+              <w:pStyle w:val="af0"/>
+              <w:jc w:val="left"/>
+            </w:pPr>
+            <w:r>
               <w:t>Резерв</w:t>
             </w:r>
           </w:p>
@@ -20212,7 +19890,16 @@
               <w:t>X</w:t>
             </w:r>
             <w:r>
-              <w:t>В:3 – М10.</w:t>
+              <w:t>В:</w:t>
+            </w:r>
+            <w:r>
+              <w:rPr>
+                <w:lang w:val="en-US"/>
+              </w:rPr>
+              <w:t>7</w:t>
+            </w:r>
+            <w:r>
+              <w:t xml:space="preserve"> – М10.</w:t>
             </w:r>
             <w:r>
               <w:rPr>
@@ -20221,7 +19908,13 @@
               <w:t>XB</w:t>
             </w:r>
             <w:r>
-              <w:t>:4</w:t>
+              <w:t>:</w:t>
+            </w:r>
+            <w:r>
+              <w:rPr>
+                <w:lang w:val="en-US"/>
+              </w:rPr>
+              <w:t>5</w:t>
             </w:r>
           </w:p>
         </w:tc>
@@ -20234,7 +19927,7 @@
               <w:pStyle w:val="af0"/>
             </w:pPr>
             <w:r>
-              <w:t>М10.К2</w:t>
+              <w:t>М10.К3</w:t>
             </w:r>
           </w:p>
         </w:tc>
@@ -20296,7 +19989,7 @@
               <w:rPr>
                 <w:lang w:val="en-US"/>
               </w:rPr>
-              <w:t>5</w:t>
+              <w:t>6</w:t>
             </w:r>
           </w:p>
         </w:tc>
@@ -20309,7 +20002,7 @@
               <w:pStyle w:val="af0"/>
             </w:pPr>
             <w:r>
-              <w:t>М10.К3</w:t>
+              <w:t>М10.К4</w:t>
             </w:r>
           </w:p>
         </w:tc>
@@ -20347,7 +20040,173 @@
               <w:t>X</w:t>
             </w:r>
             <w:r>
-              <w:t>В:</w:t>
+              <w:t>В</w:t>
+            </w:r>
+            <w:r>
+              <w:rPr>
+                <w:lang w:val="en-US"/>
+              </w:rPr>
+              <w:t>:10</w:t>
+            </w:r>
+            <w:r>
+              <w:t xml:space="preserve"> – М10.</w:t>
+            </w:r>
+            <w:r>
+              <w:rPr>
+                <w:lang w:val="en-US"/>
+              </w:rPr>
+              <w:t>XB:8</w:t>
+            </w:r>
+          </w:p>
+        </w:tc>
+        <w:tc>
+          <w:tcPr>
+            <w:tcW w:w="2212" w:type="dxa"/>
+          </w:tcPr>
+          <w:p>
+            <w:pPr>
+              <w:pStyle w:val="af0"/>
+            </w:pPr>
+            <w:r>
+              <w:t>М10.К5</w:t>
+            </w:r>
+          </w:p>
+        </w:tc>
+        <w:tc>
+          <w:tcPr>
+            <w:tcW w:w="4914" w:type="dxa"/>
+          </w:tcPr>
+          <w:p>
+            <w:pPr>
+              <w:pStyle w:val="af0"/>
+              <w:jc w:val="left"/>
+            </w:pPr>
+            <w:r>
+              <w:t>Резерв</w:t>
+            </w:r>
+          </w:p>
+        </w:tc>
+      </w:tr>
+      <w:tr>
+        <w:tc>
+          <w:tcPr>
+            <w:tcW w:w="2479" w:type="dxa"/>
+          </w:tcPr>
+          <w:p>
+            <w:pPr>
+              <w:pStyle w:val="af0"/>
+            </w:pPr>
+            <w:r>
+              <w:t>М10</w:t>
+            </w:r>
+            <w:r>
+              <w:rPr>
+                <w:lang w:val="en-US"/>
+              </w:rPr>
+              <w:t>.X</w:t>
+            </w:r>
+            <w:r>
+              <w:t>В</w:t>
+            </w:r>
+            <w:r>
+              <w:rPr>
+                <w:lang w:val="en-US"/>
+              </w:rPr>
+              <w:t xml:space="preserve">:10 – </w:t>
+            </w:r>
+            <w:r>
+              <w:t>М10</w:t>
+            </w:r>
+            <w:r>
+              <w:rPr>
+                <w:lang w:val="en-US"/>
+              </w:rPr>
+              <w:t>.XB:9</w:t>
+            </w:r>
+          </w:p>
+        </w:tc>
+        <w:tc>
+          <w:tcPr>
+            <w:tcW w:w="2212" w:type="dxa"/>
+          </w:tcPr>
+          <w:p>
+            <w:pPr>
+              <w:pStyle w:val="af0"/>
+            </w:pPr>
+            <w:r>
+              <w:t>М10.К</w:t>
+            </w:r>
+            <w:r>
+              <w:rPr>
+                <w:lang w:val="en-US"/>
+              </w:rPr>
+              <w:t>6</w:t>
+            </w:r>
+          </w:p>
+        </w:tc>
+        <w:tc>
+          <w:tcPr>
+            <w:tcW w:w="4914" w:type="dxa"/>
+          </w:tcPr>
+          <w:p>
+            <w:pPr>
+              <w:pStyle w:val="af0"/>
+              <w:jc w:val="left"/>
+            </w:pPr>
+            <w:r>
+              <w:t>Резерв</w:t>
+            </w:r>
+          </w:p>
+        </w:tc>
+      </w:tr>
+      <w:tr>
+        <w:tc>
+          <w:tcPr>
+            <w:tcW w:w="2479" w:type="dxa"/>
+          </w:tcPr>
+          <w:p>
+            <w:pPr>
+              <w:pStyle w:val="af0"/>
+            </w:pPr>
+            <w:r>
+              <w:t>М10</w:t>
+            </w:r>
+            <w:r>
+              <w:rPr>
+                <w:lang w:val="en-US"/>
+              </w:rPr>
+              <w:t>.X</w:t>
+            </w:r>
+            <w:r>
+              <w:t>В</w:t>
+            </w:r>
+            <w:r>
+              <w:rPr>
+                <w:lang w:val="en-US"/>
+              </w:rPr>
+              <w:t xml:space="preserve">:13 – </w:t>
+            </w:r>
+            <w:r>
+              <w:t>М10</w:t>
+            </w:r>
+            <w:r>
+              <w:rPr>
+                <w:lang w:val="en-US"/>
+              </w:rPr>
+              <w:t>.XB:12</w:t>
+            </w:r>
+          </w:p>
+        </w:tc>
+        <w:tc>
+          <w:tcPr>
+            <w:tcW w:w="2212" w:type="dxa"/>
+          </w:tcPr>
+          <w:p>
+            <w:pPr>
+              <w:pStyle w:val="af0"/>
+            </w:pPr>
+            <w:r>
+              <w:t>М10.К</w:t>
             </w:r>
             <w:r>
               <w:rPr>
@@ -20355,37 +20214,6 @@
               </w:rPr>
               <w:t>7</w:t>
             </w:r>
-            <w:r>
-              <w:t xml:space="preserve"> – М10.</w:t>
-            </w:r>
-            <w:r>
-              <w:rPr>
-                <w:lang w:val="en-US"/>
-              </w:rPr>
-              <w:t>XB</w:t>
-            </w:r>
-            <w:r>
-              <w:t>:</w:t>
-            </w:r>
-            <w:r>
-              <w:rPr>
-                <w:lang w:val="en-US"/>
-              </w:rPr>
-              <w:t>6</w:t>
-            </w:r>
-          </w:p>
-        </w:tc>
-        <w:tc>
-          <w:tcPr>
-            <w:tcW w:w="2212" w:type="dxa"/>
-          </w:tcPr>
-          <w:p>
-            <w:pPr>
-              <w:pStyle w:val="af0"/>
-            </w:pPr>
-            <w:r>
-              <w:t>М10.К4</w:t>
-            </w:r>
           </w:p>
         </w:tc>
         <w:tc>
@@ -20399,273 +20227,6 @@
             </w:pPr>
             <w:r>
               <w:t>Резерв</w:t>
-            </w:r>
-          </w:p>
-        </w:tc>
-      </w:tr>
-      <w:tr>
-        <w:tc>
-          <w:tcPr>
-            <w:tcW w:w="2479" w:type="dxa"/>
-          </w:tcPr>
-          <w:p>
-            <w:pPr>
-              <w:pStyle w:val="af0"/>
-            </w:pPr>
-            <w:r>
-              <w:t>М10.</w:t>
-            </w:r>
-            <w:r>
-              <w:rPr>
-                <w:lang w:val="en-US"/>
-              </w:rPr>
-              <w:t>X</w:t>
-            </w:r>
-            <w:r>
-              <w:t>В</w:t>
-            </w:r>
-            <w:r>
-              <w:rPr>
-                <w:lang w:val="en-US"/>
-              </w:rPr>
-              <w:t>:10</w:t>
-            </w:r>
-            <w:r>
-              <w:t xml:space="preserve"> – М10.</w:t>
-            </w:r>
-            <w:r>
-              <w:rPr>
-                <w:lang w:val="en-US"/>
-              </w:rPr>
-              <w:t>XB:8</w:t>
-            </w:r>
-          </w:p>
-        </w:tc>
-        <w:tc>
-          <w:tcPr>
-            <w:tcW w:w="2212" w:type="dxa"/>
-          </w:tcPr>
-          <w:p>
-            <w:pPr>
-              <w:pStyle w:val="af0"/>
-            </w:pPr>
-            <w:r>
-              <w:t>М10.К5</w:t>
-            </w:r>
-          </w:p>
-        </w:tc>
-        <w:tc>
-          <w:tcPr>
-            <w:tcW w:w="4914" w:type="dxa"/>
-          </w:tcPr>
-          <w:p>
-            <w:pPr>
-              <w:pStyle w:val="af0"/>
-              <w:jc w:val="left"/>
-            </w:pPr>
-            <w:r>
-              <w:t>Резерв</w:t>
-            </w:r>
-          </w:p>
-        </w:tc>
-      </w:tr>
-      <w:tr>
-        <w:tc>
-          <w:tcPr>
-            <w:tcW w:w="2479" w:type="dxa"/>
-          </w:tcPr>
-          <w:p>
-            <w:pPr>
-              <w:pStyle w:val="af0"/>
-            </w:pPr>
-            <w:r>
-              <w:t>М10</w:t>
-            </w:r>
-            <w:r>
-              <w:rPr>
-                <w:lang w:val="en-US"/>
-              </w:rPr>
-              <w:t>.X</w:t>
-            </w:r>
-            <w:r>
-              <w:t>В</w:t>
-            </w:r>
-            <w:r>
-              <w:rPr>
-                <w:lang w:val="en-US"/>
-              </w:rPr>
-              <w:t xml:space="preserve">:10 – </w:t>
-            </w:r>
-            <w:r>
-              <w:t>М10</w:t>
-            </w:r>
-            <w:r>
-              <w:rPr>
-                <w:lang w:val="en-US"/>
-              </w:rPr>
-              <w:t>.XB:9</w:t>
-            </w:r>
-          </w:p>
-        </w:tc>
-        <w:tc>
-          <w:tcPr>
-            <w:tcW w:w="2212" w:type="dxa"/>
-          </w:tcPr>
-          <w:p>
-            <w:pPr>
-              <w:pStyle w:val="af0"/>
-            </w:pPr>
-            <w:r>
-              <w:t>М10.К</w:t>
-            </w:r>
-            <w:r>
-              <w:rPr>
-                <w:lang w:val="en-US"/>
-              </w:rPr>
-              <w:t>6</w:t>
-            </w:r>
-          </w:p>
-        </w:tc>
-        <w:tc>
-          <w:tcPr>
-            <w:tcW w:w="4914" w:type="dxa"/>
-          </w:tcPr>
-          <w:p>
-            <w:pPr>
-              <w:pStyle w:val="af0"/>
-              <w:jc w:val="left"/>
-            </w:pPr>
-            <w:r>
-              <w:t>Резерв</w:t>
-            </w:r>
-          </w:p>
-        </w:tc>
-      </w:tr>
-      <w:tr>
-        <w:tc>
-          <w:tcPr>
-            <w:tcW w:w="2479" w:type="dxa"/>
-          </w:tcPr>
-          <w:p>
-            <w:pPr>
-              <w:pStyle w:val="af0"/>
-            </w:pPr>
-            <w:r>
-              <w:t>М10</w:t>
-            </w:r>
-            <w:r>
-              <w:rPr>
-                <w:lang w:val="en-US"/>
-              </w:rPr>
-              <w:t>.X</w:t>
-            </w:r>
-            <w:r>
-              <w:t>В</w:t>
-            </w:r>
-            <w:r>
-              <w:rPr>
-                <w:lang w:val="en-US"/>
-              </w:rPr>
-              <w:t xml:space="preserve">:13 – </w:t>
-            </w:r>
-            <w:r>
-              <w:t>М10</w:t>
-            </w:r>
-            <w:r>
-              <w:rPr>
-                <w:lang w:val="en-US"/>
-              </w:rPr>
-              <w:t>.XB:12</w:t>
-            </w:r>
-          </w:p>
-        </w:tc>
-        <w:tc>
-          <w:tcPr>
-            <w:tcW w:w="2212" w:type="dxa"/>
-          </w:tcPr>
-          <w:p>
-            <w:pPr>
-              <w:pStyle w:val="af0"/>
-            </w:pPr>
-            <w:r>
-              <w:t>М10.К</w:t>
-            </w:r>
-            <w:r>
-              <w:rPr>
-                <w:lang w:val="en-US"/>
-              </w:rPr>
-              <w:t>7</w:t>
-            </w:r>
-          </w:p>
-        </w:tc>
-        <w:tc>
-          <w:tcPr>
-            <w:tcW w:w="4914" w:type="dxa"/>
-          </w:tcPr>
-          <w:p>
-            <w:pPr>
-              <w:pStyle w:val="af0"/>
-              <w:jc w:val="left"/>
-            </w:pPr>
-            <w:r>
-              <w:t>Резерв</w:t>
-            </w:r>
-          </w:p>
-        </w:tc>
-      </w:tr>
-      <w:tr>
-        <w:tc>
-          <w:tcPr>
-            <w:tcW w:w="2479" w:type="dxa"/>
-          </w:tcPr>
-          <w:p>
-            <w:pPr>
-              <w:pStyle w:val="af0"/>
-            </w:pPr>
-            <w:r>
-              <w:t>М</w:t>
-            </w:r>
-            <w:r>
-              <w:rPr>
-                <w:lang w:val="en-US"/>
-              </w:rPr>
-              <w:t xml:space="preserve">1.XP:2 - </w:t>
-            </w:r>
-            <w:r>
-              <w:t>М</w:t>
-            </w:r>
-            <w:r>
-              <w:rPr>
-                <w:lang w:val="en-US"/>
-              </w:rPr>
-              <w:t>1.XP:1</w:t>
-            </w:r>
-          </w:p>
-        </w:tc>
-        <w:tc>
-          <w:tcPr>
-            <w:tcW w:w="2212" w:type="dxa"/>
-          </w:tcPr>
-          <w:p>
-            <w:pPr>
-              <w:pStyle w:val="af0"/>
-            </w:pPr>
-            <w:r>
-              <w:t>М1.К1</w:t>
-            </w:r>
-          </w:p>
-        </w:tc>
-        <w:tc>
-          <w:tcPr>
-            <w:tcW w:w="4914" w:type="dxa"/>
-          </w:tcPr>
-          <w:p>
-            <w:pPr>
-              <w:pStyle w:val="af0"/>
-              <w:jc w:val="left"/>
-            </w:pPr>
-            <w:r>
-              <w:t>ПС: Пуск</w:t>
             </w:r>
           </w:p>
         </w:tc>
@@ -20674,22 +20235,12 @@
     <w:p>
       <w:pPr>
         <w:pStyle w:val="a"/>
-        <w:rPr>
-          <w:highlight w:val="green"/>
-        </w:rPr>
       </w:pPr>
+      <w:bookmarkStart w:id="30" w:name="_Ref198637521"/>
       <w:r>
-        <w:rPr>
-          <w:highlight w:val="green"/>
-        </w:rPr>
-        <w:t xml:space="preserve">Выходные реле устройства ЮНИТ-М300 для проверки </w:t>
+        <w:t>Выходные реле устройства ЮНИТ-М300 для проверки ТО ЗПО. Часть 2</w:t>
       </w:r>
-      <w:r>
-        <w:rPr>
-          <w:highlight w:val="green"/>
-        </w:rPr>
-        <w:t>ТО ЗПО. Часть 2</w:t>
-      </w:r>
+      <w:bookmarkEnd w:id="30"/>
     </w:p>
     <w:tbl>
       <w:tblPr>
@@ -20909,7 +20460,6 @@
               </w:rPr>
             </w:pPr>
             <w:r>
-              <w:lastRenderedPageBreak/>
               <w:t>М9.</w:t>
             </w:r>
             <w:r>
@@ -21714,6 +21264,78 @@
               <w:jc w:val="left"/>
             </w:pPr>
             <w:r>
+              <w:t>ПС: Пуск</w:t>
+            </w:r>
+          </w:p>
+        </w:tc>
+      </w:tr>
+      <w:tr>
+        <w:tc>
+          <w:tcPr>
+            <w:tcW w:w="2479" w:type="dxa"/>
+          </w:tcPr>
+          <w:p>
+            <w:pPr>
+              <w:pStyle w:val="af0"/>
+            </w:pPr>
+            <w:r>
+              <w:t>М10</w:t>
+            </w:r>
+            <w:r>
+              <w:rPr>
+                <w:lang w:val="en-US"/>
+              </w:rPr>
+              <w:t>.X</w:t>
+            </w:r>
+            <w:r>
+              <w:t>В</w:t>
+            </w:r>
+            <w:r>
+              <w:rPr>
+                <w:lang w:val="en-US"/>
+              </w:rPr>
+              <w:t xml:space="preserve">:10 – </w:t>
+            </w:r>
+            <w:r>
+              <w:t>М10</w:t>
+            </w:r>
+            <w:r>
+              <w:rPr>
+                <w:lang w:val="en-US"/>
+              </w:rPr>
+              <w:t>.XB:9</w:t>
+            </w:r>
+          </w:p>
+        </w:tc>
+        <w:tc>
+          <w:tcPr>
+            <w:tcW w:w="2212" w:type="dxa"/>
+          </w:tcPr>
+          <w:p>
+            <w:pPr>
+              <w:pStyle w:val="af0"/>
+            </w:pPr>
+            <w:r>
+              <w:t>М10.К</w:t>
+            </w:r>
+            <w:r>
+              <w:rPr>
+                <w:lang w:val="en-US"/>
+              </w:rPr>
+              <w:t>6</w:t>
+            </w:r>
+          </w:p>
+        </w:tc>
+        <w:tc>
+          <w:tcPr>
+            <w:tcW w:w="4914" w:type="dxa"/>
+          </w:tcPr>
+          <w:p>
+            <w:pPr>
+              <w:pStyle w:val="af0"/>
+              <w:jc w:val="left"/>
+            </w:pPr>
+            <w:r>
               <w:t>Резерв</w:t>
             </w:r>
           </w:p>
@@ -21744,7 +21366,7 @@
               <w:rPr>
                 <w:lang w:val="en-US"/>
               </w:rPr>
-              <w:t xml:space="preserve">:10 – </w:t>
+              <w:t xml:space="preserve">:13 – </w:t>
             </w:r>
             <w:r>
               <w:t>М10</w:t>
@@ -21753,7 +21375,7 @@
               <w:rPr>
                 <w:lang w:val="en-US"/>
               </w:rPr>
-              <w:t>.XB:9</w:t>
+              <w:t>.XB:12</w:t>
             </w:r>
           </w:p>
         </w:tc>
@@ -21772,7 +21394,7 @@
               <w:rPr>
                 <w:lang w:val="en-US"/>
               </w:rPr>
-              <w:t>6</w:t>
+              <w:t>7</w:t>
             </w:r>
           </w:p>
         </w:tc>
@@ -21787,135 +21409,6 @@
             </w:pPr>
             <w:r>
               <w:t>Резерв</w:t>
-            </w:r>
-          </w:p>
-        </w:tc>
-      </w:tr>
-      <w:tr>
-        <w:tc>
-          <w:tcPr>
-            <w:tcW w:w="2479" w:type="dxa"/>
-          </w:tcPr>
-          <w:p>
-            <w:pPr>
-              <w:pStyle w:val="af0"/>
-            </w:pPr>
-            <w:r>
-              <w:t>М10</w:t>
-            </w:r>
-            <w:r>
-              <w:rPr>
-                <w:lang w:val="en-US"/>
-              </w:rPr>
-              <w:t>.X</w:t>
-            </w:r>
-            <w:r>
-              <w:t>В</w:t>
-            </w:r>
-            <w:r>
-              <w:rPr>
-                <w:lang w:val="en-US"/>
-              </w:rPr>
-              <w:t xml:space="preserve">:13 – </w:t>
-            </w:r>
-            <w:r>
-              <w:t>М10</w:t>
-            </w:r>
-            <w:r>
-              <w:rPr>
-                <w:lang w:val="en-US"/>
-              </w:rPr>
-              <w:t>.XB:12</w:t>
-            </w:r>
-          </w:p>
-        </w:tc>
-        <w:tc>
-          <w:tcPr>
-            <w:tcW w:w="2212" w:type="dxa"/>
-          </w:tcPr>
-          <w:p>
-            <w:pPr>
-              <w:pStyle w:val="af0"/>
-            </w:pPr>
-            <w:r>
-              <w:t>М10.К</w:t>
-            </w:r>
-            <w:r>
-              <w:rPr>
-                <w:lang w:val="en-US"/>
-              </w:rPr>
-              <w:t>7</w:t>
-            </w:r>
-          </w:p>
-        </w:tc>
-        <w:tc>
-          <w:tcPr>
-            <w:tcW w:w="4914" w:type="dxa"/>
-          </w:tcPr>
-          <w:p>
-            <w:pPr>
-              <w:pStyle w:val="af0"/>
-              <w:jc w:val="left"/>
-            </w:pPr>
-            <w:r>
-              <w:t>Резерв</w:t>
-            </w:r>
-          </w:p>
-        </w:tc>
-      </w:tr>
-      <w:tr>
-        <w:tc>
-          <w:tcPr>
-            <w:tcW w:w="2479" w:type="dxa"/>
-          </w:tcPr>
-          <w:p>
-            <w:pPr>
-              <w:pStyle w:val="af0"/>
-            </w:pPr>
-            <w:r>
-              <w:t>М</w:t>
-            </w:r>
-            <w:r>
-              <w:rPr>
-                <w:lang w:val="en-US"/>
-              </w:rPr>
-              <w:t xml:space="preserve">1.XP:2 - </w:t>
-            </w:r>
-            <w:r>
-              <w:t>М</w:t>
-            </w:r>
-            <w:r>
-              <w:rPr>
-                <w:lang w:val="en-US"/>
-              </w:rPr>
-              <w:t>1.XP:1</w:t>
-            </w:r>
-          </w:p>
-        </w:tc>
-        <w:tc>
-          <w:tcPr>
-            <w:tcW w:w="2212" w:type="dxa"/>
-          </w:tcPr>
-          <w:p>
-            <w:pPr>
-              <w:pStyle w:val="af0"/>
-            </w:pPr>
-            <w:r>
-              <w:t>М1.К1</w:t>
-            </w:r>
-          </w:p>
-        </w:tc>
-        <w:tc>
-          <w:tcPr>
-            <w:tcW w:w="4914" w:type="dxa"/>
-          </w:tcPr>
-          <w:p>
-            <w:pPr>
-              <w:pStyle w:val="af0"/>
-              <w:jc w:val="left"/>
-            </w:pPr>
-            <w:r>
-              <w:t>ПС: Пуск</w:t>
             </w:r>
           </w:p>
         </w:tc>
@@ -21924,22 +21417,12 @@
     <w:p>
       <w:pPr>
         <w:pStyle w:val="a"/>
-        <w:rPr>
-          <w:highlight w:val="green"/>
-        </w:rPr>
       </w:pPr>
+      <w:bookmarkStart w:id="31" w:name="_Ref198636789"/>
       <w:r>
-        <w:rPr>
-          <w:highlight w:val="green"/>
-        </w:rPr>
-        <w:t xml:space="preserve">Выходные реле устройства ЮНИТ-М300 для проверки </w:t>
+        <w:t>Выходные реле устройства ЮНИТ-М300 для проверки ЗПО</w:t>
       </w:r>
-      <w:r>
-        <w:rPr>
-          <w:highlight w:val="green"/>
-        </w:rPr>
-        <w:t>ЗПО</w:t>
-      </w:r>
+      <w:bookmarkEnd w:id="31"/>
     </w:p>
     <w:tbl>
       <w:tblPr>
@@ -21971,6 +21454,7 @@
               <w:rPr>
                 <w:b w:val="0"/>
               </w:rPr>
+              <w:lastRenderedPageBreak/>
               <w:t>Клеммы на устройстве</w:t>
             </w:r>
           </w:p>
@@ -22732,6 +22216,81 @@
               <w:jc w:val="left"/>
             </w:pPr>
             <w:r>
+              <w:t>ПС: Пуск</w:t>
+            </w:r>
+          </w:p>
+        </w:tc>
+      </w:tr>
+      <w:tr>
+        <w:tc>
+          <w:tcPr>
+            <w:tcW w:w="2479" w:type="dxa"/>
+          </w:tcPr>
+          <w:p>
+            <w:pPr>
+              <w:pStyle w:val="af0"/>
+            </w:pPr>
+            <w:r>
+              <w:t>М10.</w:t>
+            </w:r>
+            <w:r>
+              <w:rPr>
+                <w:lang w:val="en-US"/>
+              </w:rPr>
+              <w:t>X</w:t>
+            </w:r>
+            <w:r>
+              <w:t>В:</w:t>
+            </w:r>
+            <w:r>
+              <w:rPr>
+                <w:lang w:val="en-US"/>
+              </w:rPr>
+              <w:t>7</w:t>
+            </w:r>
+            <w:r>
+              <w:t xml:space="preserve"> – М10.</w:t>
+            </w:r>
+            <w:r>
+              <w:rPr>
+                <w:lang w:val="en-US"/>
+              </w:rPr>
+              <w:t>XB</w:t>
+            </w:r>
+            <w:r>
+              <w:t>:</w:t>
+            </w:r>
+            <w:r>
+              <w:rPr>
+                <w:lang w:val="en-US"/>
+              </w:rPr>
+              <w:t>5</w:t>
+            </w:r>
+          </w:p>
+        </w:tc>
+        <w:tc>
+          <w:tcPr>
+            <w:tcW w:w="2212" w:type="dxa"/>
+          </w:tcPr>
+          <w:p>
+            <w:pPr>
+              <w:pStyle w:val="af0"/>
+            </w:pPr>
+            <w:r>
+              <w:t>М10.К3</w:t>
+            </w:r>
+          </w:p>
+        </w:tc>
+        <w:tc>
+          <w:tcPr>
+            <w:tcW w:w="4914" w:type="dxa"/>
+          </w:tcPr>
+          <w:p>
+            <w:pPr>
+              <w:pStyle w:val="af0"/>
+              <w:jc w:val="left"/>
+            </w:pPr>
+            <w:r>
               <w:t>Резерв</w:t>
             </w:r>
           </w:p>
@@ -22780,7 +22339,7 @@
               <w:rPr>
                 <w:lang w:val="en-US"/>
               </w:rPr>
-              <w:t>5</w:t>
+              <w:t>6</w:t>
             </w:r>
           </w:p>
         </w:tc>
@@ -22793,7 +22352,7 @@
               <w:pStyle w:val="af0"/>
             </w:pPr>
             <w:r>
-              <w:t>М10.К3</w:t>
+              <w:t>М10.К4</w:t>
             </w:r>
           </w:p>
         </w:tc>
@@ -22831,7 +22390,173 @@
               <w:t>X</w:t>
             </w:r>
             <w:r>
-              <w:t>В:</w:t>
+              <w:t>В</w:t>
+            </w:r>
+            <w:r>
+              <w:rPr>
+                <w:lang w:val="en-US"/>
+              </w:rPr>
+              <w:t>:10</w:t>
+            </w:r>
+            <w:r>
+              <w:t xml:space="preserve"> – М10.</w:t>
+            </w:r>
+            <w:r>
+              <w:rPr>
+                <w:lang w:val="en-US"/>
+              </w:rPr>
+              <w:t>XB:8</w:t>
+            </w:r>
+          </w:p>
+        </w:tc>
+        <w:tc>
+          <w:tcPr>
+            <w:tcW w:w="2212" w:type="dxa"/>
+          </w:tcPr>
+          <w:p>
+            <w:pPr>
+              <w:pStyle w:val="af0"/>
+            </w:pPr>
+            <w:r>
+              <w:t>М10.К5</w:t>
+            </w:r>
+          </w:p>
+        </w:tc>
+        <w:tc>
+          <w:tcPr>
+            <w:tcW w:w="4914" w:type="dxa"/>
+          </w:tcPr>
+          <w:p>
+            <w:pPr>
+              <w:pStyle w:val="af0"/>
+              <w:jc w:val="left"/>
+            </w:pPr>
+            <w:r>
+              <w:t>Резерв</w:t>
+            </w:r>
+          </w:p>
+        </w:tc>
+      </w:tr>
+      <w:tr>
+        <w:tc>
+          <w:tcPr>
+            <w:tcW w:w="2479" w:type="dxa"/>
+          </w:tcPr>
+          <w:p>
+            <w:pPr>
+              <w:pStyle w:val="af0"/>
+            </w:pPr>
+            <w:r>
+              <w:t>М10</w:t>
+            </w:r>
+            <w:r>
+              <w:rPr>
+                <w:lang w:val="en-US"/>
+              </w:rPr>
+              <w:t>.X</w:t>
+            </w:r>
+            <w:r>
+              <w:t>В</w:t>
+            </w:r>
+            <w:r>
+              <w:rPr>
+                <w:lang w:val="en-US"/>
+              </w:rPr>
+              <w:t xml:space="preserve">:10 – </w:t>
+            </w:r>
+            <w:r>
+              <w:t>М10</w:t>
+            </w:r>
+            <w:r>
+              <w:rPr>
+                <w:lang w:val="en-US"/>
+              </w:rPr>
+              <w:t>.XB:9</w:t>
+            </w:r>
+          </w:p>
+        </w:tc>
+        <w:tc>
+          <w:tcPr>
+            <w:tcW w:w="2212" w:type="dxa"/>
+          </w:tcPr>
+          <w:p>
+            <w:pPr>
+              <w:pStyle w:val="af0"/>
+            </w:pPr>
+            <w:r>
+              <w:t>М10.К</w:t>
+            </w:r>
+            <w:r>
+              <w:rPr>
+                <w:lang w:val="en-US"/>
+              </w:rPr>
+              <w:t>6</w:t>
+            </w:r>
+          </w:p>
+        </w:tc>
+        <w:tc>
+          <w:tcPr>
+            <w:tcW w:w="4914" w:type="dxa"/>
+          </w:tcPr>
+          <w:p>
+            <w:pPr>
+              <w:pStyle w:val="af0"/>
+              <w:jc w:val="left"/>
+            </w:pPr>
+            <w:r>
+              <w:t>Резерв</w:t>
+            </w:r>
+          </w:p>
+        </w:tc>
+      </w:tr>
+      <w:tr>
+        <w:tc>
+          <w:tcPr>
+            <w:tcW w:w="2479" w:type="dxa"/>
+          </w:tcPr>
+          <w:p>
+            <w:pPr>
+              <w:pStyle w:val="af0"/>
+            </w:pPr>
+            <w:r>
+              <w:t>М10</w:t>
+            </w:r>
+            <w:r>
+              <w:rPr>
+                <w:lang w:val="en-US"/>
+              </w:rPr>
+              <w:t>.X</w:t>
+            </w:r>
+            <w:r>
+              <w:t>В</w:t>
+            </w:r>
+            <w:r>
+              <w:rPr>
+                <w:lang w:val="en-US"/>
+              </w:rPr>
+              <w:t xml:space="preserve">:13 – </w:t>
+            </w:r>
+            <w:r>
+              <w:t>М10</w:t>
+            </w:r>
+            <w:r>
+              <w:rPr>
+                <w:lang w:val="en-US"/>
+              </w:rPr>
+              <w:t>.XB:12</w:t>
+            </w:r>
+          </w:p>
+        </w:tc>
+        <w:tc>
+          <w:tcPr>
+            <w:tcW w:w="2212" w:type="dxa"/>
+          </w:tcPr>
+          <w:p>
+            <w:pPr>
+              <w:pStyle w:val="af0"/>
+            </w:pPr>
+            <w:r>
+              <w:t>М10.К</w:t>
             </w:r>
             <w:r>
               <w:rPr>
@@ -22839,37 +22564,6 @@
               </w:rPr>
               <w:t>7</w:t>
             </w:r>
-            <w:r>
-              <w:t xml:space="preserve"> – М10.</w:t>
-            </w:r>
-            <w:r>
-              <w:rPr>
-                <w:lang w:val="en-US"/>
-              </w:rPr>
-              <w:t>XB</w:t>
-            </w:r>
-            <w:r>
-              <w:t>:</w:t>
-            </w:r>
-            <w:r>
-              <w:rPr>
-                <w:lang w:val="en-US"/>
-              </w:rPr>
-              <w:t>6</w:t>
-            </w:r>
-          </w:p>
-        </w:tc>
-        <w:tc>
-          <w:tcPr>
-            <w:tcW w:w="2212" w:type="dxa"/>
-          </w:tcPr>
-          <w:p>
-            <w:pPr>
-              <w:pStyle w:val="af0"/>
-            </w:pPr>
-            <w:r>
-              <w:t>М10.К4</w:t>
-            </w:r>
           </w:p>
         </w:tc>
         <w:tc>
@@ -22883,273 +22577,6 @@
             </w:pPr>
             <w:r>
               <w:t>Резерв</w:t>
-            </w:r>
-          </w:p>
-        </w:tc>
-      </w:tr>
-      <w:tr>
-        <w:tc>
-          <w:tcPr>
-            <w:tcW w:w="2479" w:type="dxa"/>
-          </w:tcPr>
-          <w:p>
-            <w:pPr>
-              <w:pStyle w:val="af0"/>
-            </w:pPr>
-            <w:r>
-              <w:t>М10.</w:t>
-            </w:r>
-            <w:r>
-              <w:rPr>
-                <w:lang w:val="en-US"/>
-              </w:rPr>
-              <w:t>X</w:t>
-            </w:r>
-            <w:r>
-              <w:t>В</w:t>
-            </w:r>
-            <w:r>
-              <w:rPr>
-                <w:lang w:val="en-US"/>
-              </w:rPr>
-              <w:t>:10</w:t>
-            </w:r>
-            <w:r>
-              <w:t xml:space="preserve"> – М10.</w:t>
-            </w:r>
-            <w:r>
-              <w:rPr>
-                <w:lang w:val="en-US"/>
-              </w:rPr>
-              <w:t>XB:8</w:t>
-            </w:r>
-          </w:p>
-        </w:tc>
-        <w:tc>
-          <w:tcPr>
-            <w:tcW w:w="2212" w:type="dxa"/>
-          </w:tcPr>
-          <w:p>
-            <w:pPr>
-              <w:pStyle w:val="af0"/>
-            </w:pPr>
-            <w:r>
-              <w:t>М10.К5</w:t>
-            </w:r>
-          </w:p>
-        </w:tc>
-        <w:tc>
-          <w:tcPr>
-            <w:tcW w:w="4914" w:type="dxa"/>
-          </w:tcPr>
-          <w:p>
-            <w:pPr>
-              <w:pStyle w:val="af0"/>
-              <w:jc w:val="left"/>
-            </w:pPr>
-            <w:r>
-              <w:t>Резерв</w:t>
-            </w:r>
-          </w:p>
-        </w:tc>
-      </w:tr>
-      <w:tr>
-        <w:tc>
-          <w:tcPr>
-            <w:tcW w:w="2479" w:type="dxa"/>
-          </w:tcPr>
-          <w:p>
-            <w:pPr>
-              <w:pStyle w:val="af0"/>
-            </w:pPr>
-            <w:r>
-              <w:t>М10</w:t>
-            </w:r>
-            <w:r>
-              <w:rPr>
-                <w:lang w:val="en-US"/>
-              </w:rPr>
-              <w:t>.X</w:t>
-            </w:r>
-            <w:r>
-              <w:t>В</w:t>
-            </w:r>
-            <w:r>
-              <w:rPr>
-                <w:lang w:val="en-US"/>
-              </w:rPr>
-              <w:t xml:space="preserve">:10 – </w:t>
-            </w:r>
-            <w:r>
-              <w:t>М10</w:t>
-            </w:r>
-            <w:r>
-              <w:rPr>
-                <w:lang w:val="en-US"/>
-              </w:rPr>
-              <w:t>.XB:9</w:t>
-            </w:r>
-          </w:p>
-        </w:tc>
-        <w:tc>
-          <w:tcPr>
-            <w:tcW w:w="2212" w:type="dxa"/>
-          </w:tcPr>
-          <w:p>
-            <w:pPr>
-              <w:pStyle w:val="af0"/>
-            </w:pPr>
-            <w:r>
-              <w:t>М10.К</w:t>
-            </w:r>
-            <w:r>
-              <w:rPr>
-                <w:lang w:val="en-US"/>
-              </w:rPr>
-              <w:t>6</w:t>
-            </w:r>
-          </w:p>
-        </w:tc>
-        <w:tc>
-          <w:tcPr>
-            <w:tcW w:w="4914" w:type="dxa"/>
-          </w:tcPr>
-          <w:p>
-            <w:pPr>
-              <w:pStyle w:val="af0"/>
-              <w:jc w:val="left"/>
-            </w:pPr>
-            <w:r>
-              <w:t>Резерв</w:t>
-            </w:r>
-          </w:p>
-        </w:tc>
-      </w:tr>
-      <w:tr>
-        <w:tc>
-          <w:tcPr>
-            <w:tcW w:w="2479" w:type="dxa"/>
-          </w:tcPr>
-          <w:p>
-            <w:pPr>
-              <w:pStyle w:val="af0"/>
-            </w:pPr>
-            <w:r>
-              <w:t>М10</w:t>
-            </w:r>
-            <w:r>
-              <w:rPr>
-                <w:lang w:val="en-US"/>
-              </w:rPr>
-              <w:t>.X</w:t>
-            </w:r>
-            <w:r>
-              <w:t>В</w:t>
-            </w:r>
-            <w:r>
-              <w:rPr>
-                <w:lang w:val="en-US"/>
-              </w:rPr>
-              <w:t xml:space="preserve">:13 – </w:t>
-            </w:r>
-            <w:r>
-              <w:t>М10</w:t>
-            </w:r>
-            <w:r>
-              <w:rPr>
-                <w:lang w:val="en-US"/>
-              </w:rPr>
-              <w:t>.XB:12</w:t>
-            </w:r>
-          </w:p>
-        </w:tc>
-        <w:tc>
-          <w:tcPr>
-            <w:tcW w:w="2212" w:type="dxa"/>
-          </w:tcPr>
-          <w:p>
-            <w:pPr>
-              <w:pStyle w:val="af0"/>
-            </w:pPr>
-            <w:r>
-              <w:t>М10.К</w:t>
-            </w:r>
-            <w:r>
-              <w:rPr>
-                <w:lang w:val="en-US"/>
-              </w:rPr>
-              <w:t>7</w:t>
-            </w:r>
-          </w:p>
-        </w:tc>
-        <w:tc>
-          <w:tcPr>
-            <w:tcW w:w="4914" w:type="dxa"/>
-          </w:tcPr>
-          <w:p>
-            <w:pPr>
-              <w:pStyle w:val="af0"/>
-              <w:jc w:val="left"/>
-            </w:pPr>
-            <w:r>
-              <w:t>Резерв</w:t>
-            </w:r>
-          </w:p>
-        </w:tc>
-      </w:tr>
-      <w:tr>
-        <w:tc>
-          <w:tcPr>
-            <w:tcW w:w="2479" w:type="dxa"/>
-          </w:tcPr>
-          <w:p>
-            <w:pPr>
-              <w:pStyle w:val="af0"/>
-            </w:pPr>
-            <w:r>
-              <w:t>М</w:t>
-            </w:r>
-            <w:r>
-              <w:rPr>
-                <w:lang w:val="en-US"/>
-              </w:rPr>
-              <w:t xml:space="preserve">1.XP:2 - </w:t>
-            </w:r>
-            <w:r>
-              <w:t>М</w:t>
-            </w:r>
-            <w:r>
-              <w:rPr>
-                <w:lang w:val="en-US"/>
-              </w:rPr>
-              <w:t>1.XP:1</w:t>
-            </w:r>
-          </w:p>
-        </w:tc>
-        <w:tc>
-          <w:tcPr>
-            <w:tcW w:w="2212" w:type="dxa"/>
-          </w:tcPr>
-          <w:p>
-            <w:pPr>
-              <w:pStyle w:val="af0"/>
-            </w:pPr>
-            <w:r>
-              <w:t>М1.К1</w:t>
-            </w:r>
-          </w:p>
-        </w:tc>
-        <w:tc>
-          <w:tcPr>
-            <w:tcW w:w="4914" w:type="dxa"/>
-          </w:tcPr>
-          <w:p>
-            <w:pPr>
-              <w:pStyle w:val="af0"/>
-              <w:jc w:val="left"/>
-            </w:pPr>
-            <w:r>
-              <w:t>ПС: Пуск</w:t>
             </w:r>
           </w:p>
         </w:tc>
@@ -23166,8 +22593,8 @@
       </w:pPr>
     </w:p>
     <w:sectPr>
-      <w:headerReference w:type="default" r:id="rId12"/>
-      <w:footerReference w:type="default" r:id="rId13"/>
+      <w:headerReference w:type="default" r:id="rId16"/>
+      <w:footerReference w:type="default" r:id="rId17"/>
       <w:pgSz w:w="11906" w:h="16838"/>
       <w:pgMar w:top="720" w:right="720" w:bottom="720" w:left="720" w:header="709" w:footer="283" w:gutter="851"/>
       <w:cols w:space="708"/>
@@ -23614,7 +23041,7 @@
               <w:rPr>
                 <w:noProof/>
               </w:rPr>
-              <w:t>12</w:t>
+              <w:t>14</w:t>
             </w:r>
           </w:fldSimple>
         </w:p>
@@ -23693,7 +23120,7 @@
             <w:rPr>
               <w:noProof/>
             </w:rPr>
-            <w:t>12</w:t>
+            <w:t>6</w:t>
           </w:r>
           <w:r>
             <w:fldChar w:fldCharType="end"/>
@@ -23714,7 +23141,7 @@
             <w:rPr>
               <w:noProof/>
             </w:rPr>
-            <w:t>12</w:t>
+            <w:t>14</w:t>
           </w:r>
           <w:r>
             <w:rPr>
@@ -25852,7 +25279,7 @@
 </file>
 
 <file path=customXml/itemProps1.xml><?xml version="1.0" encoding="utf-8"?>
-<ds:datastoreItem xmlns:ds="http://schemas.openxmlformats.org/officeDocument/2006/customXml" ds:itemID="{B8A4F439-DC3C-44A9-AEA8-A88A00EA2DF3}">
+<ds:datastoreItem xmlns:ds="http://schemas.openxmlformats.org/officeDocument/2006/customXml" ds:itemID="{48AACCE0-1016-41AC-ADCC-9FE5A803E7FB}">
   <ds:schemaRefs>
     <ds:schemaRef ds:uri="http://schemas.openxmlformats.org/officeDocument/2006/bibliography"/>
   </ds:schemaRefs>
